--- a/assets/CVs/ChenLu_CV(Chinese).docx
+++ b/assets/CVs/ChenLu_CV(Chinese).docx
@@ -11,18 +11,18 @@
           <w:noProof/>
         </w:rPr>
         <w:drawing>
-          <wp:anchor distT="0" distB="0" distL="0" distR="0" simplePos="0" relativeHeight="15728640" behindDoc="0" locked="0" layoutInCell="1" allowOverlap="1" wp14:anchorId="4EE8FEBA" wp14:editId="789CF376">
+          <wp:anchor distT="0" distB="0" distL="0" distR="0" simplePos="0" relativeHeight="251659264" behindDoc="0" locked="0" layoutInCell="1" allowOverlap="1" wp14:anchorId="5ED73375" wp14:editId="413F4D65">
             <wp:simplePos x="0" y="0"/>
             <wp:positionH relativeFrom="page">
-              <wp:posOffset>6224905</wp:posOffset>
+              <wp:posOffset>6613468</wp:posOffset>
             </wp:positionH>
             <wp:positionV relativeFrom="paragraph">
-              <wp:posOffset>51435</wp:posOffset>
+              <wp:posOffset>44796</wp:posOffset>
             </wp:positionV>
-            <wp:extent cx="1009650" cy="1419860"/>
-            <wp:effectExtent l="0" t="0" r="6350" b="2540"/>
+            <wp:extent cx="523702" cy="736477"/>
+            <wp:effectExtent l="0" t="0" r="0" b="635"/>
             <wp:wrapNone/>
-            <wp:docPr id="1" name="image1.png"/>
+            <wp:docPr id="1" name="image1.png" descr="男孩在微笑&#10;&#10;描述已自动生成"/>
             <wp:cNvGraphicFramePr>
               <a:graphicFrameLocks xmlns:a="http://schemas.openxmlformats.org/drawingml/2006/main" noChangeAspect="1"/>
             </wp:cNvGraphicFramePr>
@@ -30,7 +30,7 @@
               <a:graphicData uri="http://schemas.openxmlformats.org/drawingml/2006/picture">
                 <pic:pic xmlns:pic="http://schemas.openxmlformats.org/drawingml/2006/picture">
                   <pic:nvPicPr>
-                    <pic:cNvPr id="1" name="image1.png"/>
+                    <pic:cNvPr id="1" name="image1.png" descr="男孩在微笑&#10;&#10;描述已自动生成"/>
                     <pic:cNvPicPr/>
                   </pic:nvPicPr>
                   <pic:blipFill>
@@ -48,7 +48,7 @@
                   <pic:spPr>
                     <a:xfrm>
                       <a:off x="0" y="0"/>
-                      <a:ext cx="1009650" cy="1419860"/>
+                      <a:ext cx="523702" cy="736477"/>
                     </a:xfrm>
                     <a:prstGeom prst="rect">
                       <a:avLst/>
@@ -57,6 +57,9 @@
                 </pic:pic>
               </a:graphicData>
             </a:graphic>
+            <wp14:sizeRelH relativeFrom="margin">
+              <wp14:pctWidth>0</wp14:pctWidth>
+            </wp14:sizeRelH>
             <wp14:sizeRelV relativeFrom="margin">
               <wp14:pctHeight>0</wp14:pctHeight>
             </wp14:sizeRelV>
@@ -75,241 +78,11 @@
     <w:p>
       <w:pPr>
         <w:pStyle w:val="a3"/>
-        <w:spacing w:before="56"/>
-        <w:ind w:left="120" w:firstLine="0"/>
-      </w:pPr>
-      <w:r>
-        <w:rPr>
-          <w:color w:val="333333"/>
-        </w:rPr>
-        <w:t>2</w:t>
-      </w:r>
-      <w:r>
-        <w:rPr>
-          <w:color w:val="333333"/>
-        </w:rPr>
-        <w:t>5</w:t>
-      </w:r>
-      <w:r>
-        <w:rPr>
-          <w:color w:val="333333"/>
-        </w:rPr>
-        <w:t>岁</w:t>
-      </w:r>
-      <w:r>
-        <w:rPr>
-          <w:color w:val="333333"/>
-          <w:spacing w:val="64"/>
-          <w:w w:val="150"/>
-        </w:rPr>
-        <w:t xml:space="preserve"> </w:t>
-      </w:r>
-      <w:r>
-        <w:rPr>
-          <w:noProof/>
-          <w:color w:val="333333"/>
-          <w:position w:val="-2"/>
-        </w:rPr>
-        <w:drawing>
-          <wp:inline distT="0" distB="0" distL="0" distR="0" wp14:anchorId="020F0B93" wp14:editId="163BBBD4">
-            <wp:extent cx="9525" cy="142875"/>
-            <wp:effectExtent l="0" t="0" r="0" b="0"/>
-            <wp:docPr id="3" name="image2.png"/>
-            <wp:cNvGraphicFramePr>
-              <a:graphicFrameLocks xmlns:a="http://schemas.openxmlformats.org/drawingml/2006/main" noChangeAspect="1"/>
-            </wp:cNvGraphicFramePr>
-            <a:graphic xmlns:a="http://schemas.openxmlformats.org/drawingml/2006/main">
-              <a:graphicData uri="http://schemas.openxmlformats.org/drawingml/2006/picture">
-                <pic:pic xmlns:pic="http://schemas.openxmlformats.org/drawingml/2006/picture">
-                  <pic:nvPicPr>
-                    <pic:cNvPr id="4" name="image2.png"/>
-                    <pic:cNvPicPr/>
-                  </pic:nvPicPr>
-                  <pic:blipFill>
-                    <a:blip r:embed="rId6" cstate="print"/>
-                    <a:stretch>
-                      <a:fillRect/>
-                    </a:stretch>
-                  </pic:blipFill>
-                  <pic:spPr>
-                    <a:xfrm>
-                      <a:off x="0" y="0"/>
-                      <a:ext cx="9525" cy="142875"/>
-                    </a:xfrm>
-                    <a:prstGeom prst="rect">
-                      <a:avLst/>
-                    </a:prstGeom>
-                  </pic:spPr>
-                </pic:pic>
-              </a:graphicData>
-            </a:graphic>
-          </wp:inline>
-        </w:drawing>
-      </w:r>
-      <w:r>
-        <w:rPr>
-          <w:rFonts w:ascii="Times New Roman" w:eastAsia="Times New Roman"/>
-          <w:color w:val="333333"/>
-          <w:spacing w:val="40"/>
-        </w:rPr>
-        <w:t xml:space="preserve">  </w:t>
-      </w:r>
-      <w:r>
-        <w:rPr>
-          <w:color w:val="333333"/>
-        </w:rPr>
-        <w:t>男</w:t>
-      </w:r>
-      <w:r>
-        <w:rPr>
-          <w:color w:val="333333"/>
-          <w:spacing w:val="67"/>
-          <w:w w:val="150"/>
-        </w:rPr>
-        <w:t xml:space="preserve"> </w:t>
-      </w:r>
-      <w:r>
-        <w:rPr>
-          <w:noProof/>
-          <w:color w:val="333333"/>
-          <w:position w:val="-2"/>
-        </w:rPr>
-        <w:drawing>
-          <wp:inline distT="0" distB="0" distL="0" distR="0" wp14:anchorId="0CA17B0E" wp14:editId="29FA73B2">
-            <wp:extent cx="9525" cy="142875"/>
-            <wp:effectExtent l="0" t="0" r="0" b="0"/>
-            <wp:docPr id="5" name="image2.png"/>
-            <wp:cNvGraphicFramePr>
-              <a:graphicFrameLocks xmlns:a="http://schemas.openxmlformats.org/drawingml/2006/main" noChangeAspect="1"/>
-            </wp:cNvGraphicFramePr>
-            <a:graphic xmlns:a="http://schemas.openxmlformats.org/drawingml/2006/main">
-              <a:graphicData uri="http://schemas.openxmlformats.org/drawingml/2006/picture">
-                <pic:pic xmlns:pic="http://schemas.openxmlformats.org/drawingml/2006/picture">
-                  <pic:nvPicPr>
-                    <pic:cNvPr id="6" name="image2.png"/>
-                    <pic:cNvPicPr/>
-                  </pic:nvPicPr>
-                  <pic:blipFill>
-                    <a:blip r:embed="rId6" cstate="print"/>
-                    <a:stretch>
-                      <a:fillRect/>
-                    </a:stretch>
-                  </pic:blipFill>
-                  <pic:spPr>
-                    <a:xfrm>
-                      <a:off x="0" y="0"/>
-                      <a:ext cx="9525" cy="142875"/>
-                    </a:xfrm>
-                    <a:prstGeom prst="rect">
-                      <a:avLst/>
-                    </a:prstGeom>
-                  </pic:spPr>
-                </pic:pic>
-              </a:graphicData>
-            </a:graphic>
-          </wp:inline>
-        </w:drawing>
-      </w:r>
-      <w:r>
-        <w:rPr>
-          <w:rFonts w:ascii="Times New Roman" w:eastAsia="Times New Roman"/>
-          <w:color w:val="333333"/>
-          <w:spacing w:val="101"/>
-          <w:w w:val="150"/>
-        </w:rPr>
-        <w:t xml:space="preserve"> </w:t>
-      </w:r>
-      <w:r>
-        <w:rPr>
-          <w:color w:val="333333"/>
-        </w:rPr>
-        <w:t>汉族</w:t>
-      </w:r>
-      <w:r>
-        <w:rPr>
-          <w:color w:val="333333"/>
-          <w:spacing w:val="67"/>
-          <w:w w:val="150"/>
-        </w:rPr>
-        <w:t xml:space="preserve"> </w:t>
-      </w:r>
-      <w:r>
-        <w:rPr>
-          <w:noProof/>
-          <w:color w:val="333333"/>
-          <w:position w:val="-2"/>
-        </w:rPr>
-        <w:drawing>
-          <wp:inline distT="0" distB="0" distL="0" distR="0" wp14:anchorId="08354291" wp14:editId="7E47726A">
-            <wp:extent cx="9525" cy="142875"/>
-            <wp:effectExtent l="0" t="0" r="0" b="0"/>
-            <wp:docPr id="7" name="image2.png"/>
-            <wp:cNvGraphicFramePr>
-              <a:graphicFrameLocks xmlns:a="http://schemas.openxmlformats.org/drawingml/2006/main" noChangeAspect="1"/>
-            </wp:cNvGraphicFramePr>
-            <a:graphic xmlns:a="http://schemas.openxmlformats.org/drawingml/2006/main">
-              <a:graphicData uri="http://schemas.openxmlformats.org/drawingml/2006/picture">
-                <pic:pic xmlns:pic="http://schemas.openxmlformats.org/drawingml/2006/picture">
-                  <pic:nvPicPr>
-                    <pic:cNvPr id="8" name="image2.png"/>
-                    <pic:cNvPicPr/>
-                  </pic:nvPicPr>
-                  <pic:blipFill>
-                    <a:blip r:embed="rId6" cstate="print"/>
-                    <a:stretch>
-                      <a:fillRect/>
-                    </a:stretch>
-                  </pic:blipFill>
-                  <pic:spPr>
-                    <a:xfrm>
-                      <a:off x="0" y="0"/>
-                      <a:ext cx="9525" cy="142875"/>
-                    </a:xfrm>
-                    <a:prstGeom prst="rect">
-                      <a:avLst/>
-                    </a:prstGeom>
-                  </pic:spPr>
-                </pic:pic>
-              </a:graphicData>
-            </a:graphic>
-          </wp:inline>
-        </w:drawing>
-      </w:r>
-      <w:r>
-        <w:rPr>
-          <w:rFonts w:ascii="Times New Roman" w:eastAsia="Times New Roman"/>
-          <w:color w:val="333333"/>
-          <w:spacing w:val="38"/>
-        </w:rPr>
-        <w:t xml:space="preserve">  </w:t>
-      </w:r>
-      <w:r>
-        <w:rPr>
-          <w:color w:val="333333"/>
-          <w:spacing w:val="-2"/>
-        </w:rPr>
-        <w:t>18</w:t>
-      </w:r>
-      <w:r>
-        <w:rPr>
-          <w:color w:val="333333"/>
-          <w:spacing w:val="-2"/>
-        </w:rPr>
-        <w:t>0</w:t>
-      </w:r>
-      <w:r>
-        <w:rPr>
-          <w:color w:val="333333"/>
-          <w:spacing w:val="-2"/>
-        </w:rPr>
-        <w:t>cm</w:t>
-      </w:r>
-    </w:p>
-    <w:p>
-      <w:pPr>
-        <w:pStyle w:val="a3"/>
         <w:spacing w:before="10"/>
         <w:ind w:left="120" w:firstLine="0"/>
+        <w:rPr>
+          <w:rFonts w:hint="eastAsia"/>
+        </w:rPr>
       </w:pPr>
       <w:r>
         <w:rPr>
@@ -412,38 +185,269 @@
         <w:rPr>
           <w:color w:val="333333"/>
         </w:rPr>
-        <w:t>chen-lu.chen@connect.polyu.hk</w:t>
+        <w:t>lu.chen960907@gmail.com</w:t>
+      </w:r>
+      <w:r>
+        <w:rPr>
+          <w:color w:val="333333"/>
+          <w:spacing w:val="75"/>
+          <w:w w:val="150"/>
+        </w:rPr>
+        <w:t xml:space="preserve"> </w:t>
+      </w:r>
+      <w:r>
+        <w:rPr>
+          <w:noProof/>
+          <w:color w:val="333333"/>
+          <w:position w:val="-2"/>
+        </w:rPr>
+        <w:drawing>
+          <wp:inline distT="0" distB="0" distL="0" distR="0" wp14:anchorId="435BB6C7" wp14:editId="307FD61F">
+            <wp:extent cx="9525" cy="142875"/>
+            <wp:effectExtent l="0" t="0" r="0" b="0"/>
+            <wp:docPr id="6" name="image2.png"/>
+            <wp:cNvGraphicFramePr>
+              <a:graphicFrameLocks xmlns:a="http://schemas.openxmlformats.org/drawingml/2006/main" noChangeAspect="1"/>
+            </wp:cNvGraphicFramePr>
+            <a:graphic xmlns:a="http://schemas.openxmlformats.org/drawingml/2006/main">
+              <a:graphicData uri="http://schemas.openxmlformats.org/drawingml/2006/picture">
+                <pic:pic xmlns:pic="http://schemas.openxmlformats.org/drawingml/2006/picture">
+                  <pic:nvPicPr>
+                    <pic:cNvPr id="10" name="image2.png"/>
+                    <pic:cNvPicPr/>
+                  </pic:nvPicPr>
+                  <pic:blipFill>
+                    <a:blip r:embed="rId6" cstate="print"/>
+                    <a:stretch>
+                      <a:fillRect/>
+                    </a:stretch>
+                  </pic:blipFill>
+                  <pic:spPr>
+                    <a:xfrm>
+                      <a:off x="0" y="0"/>
+                      <a:ext cx="9525" cy="142875"/>
+                    </a:xfrm>
+                    <a:prstGeom prst="rect">
+                      <a:avLst/>
+                    </a:prstGeom>
+                  </pic:spPr>
+                </pic:pic>
+              </a:graphicData>
+            </a:graphic>
+          </wp:inline>
+        </w:drawing>
+      </w:r>
+      <w:r>
+        <w:rPr>
+          <w:rFonts w:hint="eastAsia"/>
+          <w:color w:val="333333"/>
+          <w:spacing w:val="75"/>
+          <w:w w:val="150"/>
+        </w:rPr>
+        <w:t xml:space="preserve"> </w:t>
+      </w:r>
+      <w:r>
+        <w:rPr>
+          <w:b/>
+          <w:bCs/>
+          <w:color w:val="333333"/>
+        </w:rPr>
+        <w:t>Home Page</w:t>
+      </w:r>
+      <w:r>
+        <w:rPr>
+          <w:color w:val="333333"/>
+        </w:rPr>
+        <w:t>:</w:t>
+      </w:r>
+      <w:r>
+        <w:rPr>
+          <w:color w:val="333333"/>
+        </w:rPr>
+        <w:t xml:space="preserve"> </w:t>
+      </w:r>
+      <w:r>
+        <w:rPr>
+          <w:color w:val="333333"/>
+        </w:rPr>
+        <w:t>https://chenlu-china.github.io</w:t>
+      </w:r>
+    </w:p>
+    <w:p>
+      <w:pPr>
+        <w:pStyle w:val="1"/>
+        <w:rPr>
+          <w:rFonts w:hint="eastAsia"/>
+        </w:rPr>
+      </w:pPr>
+      <w:r>
+        <w:rPr>
+          <w:rFonts w:hint="eastAsia"/>
+          <w:color w:val="1474BE"/>
+          <w:spacing w:val="-3"/>
+        </w:rPr>
+        <w:t>个人总结</w:t>
       </w:r>
     </w:p>
     <w:p>
       <w:pPr>
         <w:pStyle w:val="a3"/>
-        <w:ind w:left="0" w:firstLine="0"/>
-        <w:rPr>
-          <w:sz w:val="11"/>
-          <w:szCs w:val="11"/>
-        </w:rPr>
-      </w:pPr>
-    </w:p>
-    <w:p>
-      <w:pPr>
-        <w:pStyle w:val="a3"/>
-        <w:spacing w:before="3"/>
-        <w:ind w:left="0" w:firstLine="0"/>
+        <w:spacing w:line="20" w:lineRule="exact"/>
+        <w:ind w:left="120" w:right="-101" w:firstLine="0"/>
+        <w:rPr>
+          <w:sz w:val="2"/>
+        </w:rPr>
+      </w:pPr>
+      <w:r>
+        <w:rPr>
+          <w:noProof/>
+          <w:sz w:val="2"/>
+        </w:rPr>
+        <w:drawing>
+          <wp:inline distT="0" distB="0" distL="0" distR="0" wp14:anchorId="5B8EFCA7" wp14:editId="177F67A4">
+            <wp:extent cx="7148214" cy="6476"/>
+            <wp:effectExtent l="0" t="0" r="0" b="0"/>
+            <wp:docPr id="8" name="image3.png"/>
+            <wp:cNvGraphicFramePr>
+              <a:graphicFrameLocks xmlns:a="http://schemas.openxmlformats.org/drawingml/2006/main" noChangeAspect="1"/>
+            </wp:cNvGraphicFramePr>
+            <a:graphic xmlns:a="http://schemas.openxmlformats.org/drawingml/2006/main">
+              <a:graphicData uri="http://schemas.openxmlformats.org/drawingml/2006/picture">
+                <pic:pic xmlns:pic="http://schemas.openxmlformats.org/drawingml/2006/picture">
+                  <pic:nvPicPr>
+                    <pic:cNvPr id="14" name="image3.png"/>
+                    <pic:cNvPicPr/>
+                  </pic:nvPicPr>
+                  <pic:blipFill>
+                    <a:blip r:embed="rId7" cstate="print"/>
+                    <a:stretch>
+                      <a:fillRect/>
+                    </a:stretch>
+                  </pic:blipFill>
+                  <pic:spPr>
+                    <a:xfrm>
+                      <a:off x="0" y="0"/>
+                      <a:ext cx="7148214" cy="6476"/>
+                    </a:xfrm>
+                    <a:prstGeom prst="rect">
+                      <a:avLst/>
+                    </a:prstGeom>
+                  </pic:spPr>
+                </pic:pic>
+              </a:graphicData>
+            </a:graphic>
+          </wp:inline>
+        </w:drawing>
+      </w:r>
+    </w:p>
+    <w:p>
+      <w:pPr>
+        <w:pStyle w:val="a5"/>
+        <w:numPr>
+          <w:ilvl w:val="0"/>
+          <w:numId w:val="1"/>
+        </w:numPr>
+        <w:tabs>
+          <w:tab w:val="left" w:pos="405"/>
+        </w:tabs>
+        <w:ind w:left="403" w:hanging="193"/>
         <w:rPr>
           <w:sz w:val="13"/>
         </w:rPr>
       </w:pPr>
-    </w:p>
-    <w:p>
-      <w:pPr>
-        <w:pStyle w:val="a3"/>
-        <w:spacing w:before="3"/>
-        <w:ind w:left="0" w:firstLine="0"/>
+      <w:r>
+        <w:rPr>
+          <w:color w:val="000000" w:themeColor="text1"/>
+          <w:sz w:val="19"/>
+        </w:rPr>
+        <w:t xml:space="preserve">一个自我激励和注重细节的计算机科学专业的学生，对计算机视觉充满热情。 熟练使用深度学习框架 </w:t>
+      </w:r>
+      <w:proofErr w:type="spellStart"/>
+      <w:r>
+        <w:rPr>
+          <w:color w:val="000000" w:themeColor="text1"/>
+          <w:sz w:val="19"/>
+        </w:rPr>
+        <w:t>PyTorch</w:t>
+      </w:r>
+      <w:proofErr w:type="spellEnd"/>
+      <w:r>
+        <w:rPr>
+          <w:color w:val="000000" w:themeColor="text1"/>
+          <w:sz w:val="19"/>
+        </w:rPr>
+        <w:t xml:space="preserve"> 进行编程以处理具有挑战性的问题。</w:t>
+      </w:r>
+    </w:p>
+    <w:p>
+      <w:pPr>
+        <w:pStyle w:val="a5"/>
+        <w:numPr>
+          <w:ilvl w:val="0"/>
+          <w:numId w:val="1"/>
+        </w:numPr>
+        <w:tabs>
+          <w:tab w:val="left" w:pos="405"/>
+        </w:tabs>
+        <w:ind w:left="403" w:hanging="193"/>
         <w:rPr>
           <w:sz w:val="13"/>
         </w:rPr>
       </w:pPr>
+      <w:r>
+        <w:rPr>
+          <w:color w:val="000000" w:themeColor="text1"/>
+          <w:sz w:val="19"/>
+        </w:rPr>
+        <w:t>在模型架构设计和深度学习训练优化方面拥有丰富的经验，可以提供洞察力并实施解决方案。</w:t>
+      </w:r>
+    </w:p>
+    <w:p>
+      <w:pPr>
+        <w:pStyle w:val="a5"/>
+        <w:numPr>
+          <w:ilvl w:val="0"/>
+          <w:numId w:val="1"/>
+        </w:numPr>
+        <w:tabs>
+          <w:tab w:val="left" w:pos="405"/>
+        </w:tabs>
+        <w:ind w:left="403" w:hanging="193"/>
+        <w:rPr>
+          <w:sz w:val="13"/>
+        </w:rPr>
+      </w:pPr>
+      <w:r>
+        <w:rPr>
+          <w:color w:val="000000" w:themeColor="text1"/>
+          <w:sz w:val="19"/>
+        </w:rPr>
+        <w:t>在使用计算机软件程序时，组织严密，对任务完成和质量保证有着非凡的承诺，具有很强的沟通和协作能力。</w:t>
+      </w:r>
+    </w:p>
+    <w:p>
+      <w:pPr>
+        <w:pStyle w:val="a5"/>
+        <w:numPr>
+          <w:ilvl w:val="0"/>
+          <w:numId w:val="1"/>
+        </w:numPr>
+        <w:tabs>
+          <w:tab w:val="left" w:pos="405"/>
+        </w:tabs>
+        <w:ind w:left="403" w:hanging="193"/>
+        <w:rPr>
+          <w:rFonts w:hint="eastAsia"/>
+          <w:sz w:val="13"/>
+        </w:rPr>
+      </w:pPr>
+      <w:r>
+        <w:rPr>
+          <w:color w:val="000000" w:themeColor="text1"/>
+          <w:sz w:val="19"/>
+        </w:rPr>
+        <w:t>除了工作能力，我喜欢打网球和游泳，这造就了我乐观坚强的性格和体质。</w:t>
+      </w:r>
     </w:p>
     <w:p>
       <w:pPr>
@@ -513,36 +517,48 @@
         <w:pStyle w:val="2"/>
         <w:tabs>
           <w:tab w:val="left" w:pos="4522"/>
-          <w:tab w:val="left" w:pos="9639"/>
+          <w:tab w:val="left" w:pos="9545"/>
         </w:tabs>
       </w:pPr>
       <w:r>
         <w:rPr>
+          <w:rFonts w:hint="eastAsia"/>
+          <w:color w:val="333333"/>
+        </w:rPr>
+        <w:t>资讯科技（硕士</w:t>
+      </w:r>
+      <w:r>
+        <w:rPr>
+          <w:color w:val="333333"/>
+          <w:spacing w:val="-10"/>
+        </w:rPr>
+        <w:t>）</w:t>
+      </w:r>
+      <w:r>
+        <w:rPr>
+          <w:color w:val="333333"/>
+        </w:rPr>
+        <w:tab/>
+      </w:r>
+      <w:r>
+        <w:rPr>
+          <w:rFonts w:hint="eastAsia"/>
+          <w:color w:val="333333"/>
+        </w:rPr>
+        <w:t>香港理工大学</w:t>
+      </w:r>
+      <w:r>
+        <w:rPr>
+          <w:color w:val="333333"/>
+        </w:rPr>
+        <w:tab/>
+      </w:r>
+      <w:r>
+        <w:rPr>
           <w:color w:val="333333"/>
           <w:w w:val="95"/>
         </w:rPr>
-        <w:t>20</w:t>
-      </w:r>
-      <w:r>
-        <w:rPr>
-          <w:color w:val="333333"/>
-          <w:w w:val="95"/>
-        </w:rPr>
-        <w:t>20</w:t>
-      </w:r>
-      <w:r>
-        <w:rPr>
-          <w:color w:val="333333"/>
-          <w:w w:val="95"/>
-        </w:rPr>
-        <w:t>-</w:t>
-      </w:r>
-      <w:r>
-        <w:rPr>
-          <w:color w:val="333333"/>
-          <w:w w:val="95"/>
-        </w:rPr>
-        <w:t>9</w:t>
+        <w:t>2020-9</w:t>
       </w:r>
       <w:r>
         <w:rPr>
@@ -579,53 +595,6 @@
           <w:w w:val="95"/>
         </w:rPr>
         <w:t>12</w:t>
-      </w:r>
-      <w:r>
-        <w:rPr>
-          <w:color w:val="333333"/>
-        </w:rPr>
-        <w:tab/>
-      </w:r>
-      <w:r>
-        <w:rPr>
-          <w:rFonts w:hint="eastAsia"/>
-          <w:color w:val="333333"/>
-        </w:rPr>
-        <w:t>香港理工大学</w:t>
-      </w:r>
-      <w:r>
-        <w:rPr>
-          <w:color w:val="333333"/>
-        </w:rPr>
-        <w:tab/>
-      </w:r>
-      <w:r>
-        <w:rPr>
-          <w:rFonts w:hint="eastAsia"/>
-          <w:color w:val="333333"/>
-        </w:rPr>
-        <w:t>资讯科技</w:t>
-      </w:r>
-      <w:r>
-        <w:rPr>
-          <w:rFonts w:hint="eastAsia"/>
-          <w:color w:val="333333"/>
-        </w:rPr>
-        <w:t>（</w:t>
-      </w:r>
-      <w:r>
-        <w:rPr>
-          <w:rFonts w:hint="eastAsia"/>
-          <w:color w:val="333333"/>
-        </w:rPr>
-        <w:t>硕士</w:t>
-      </w:r>
-      <w:r>
-        <w:rPr>
-          <w:color w:val="333333"/>
-          <w:spacing w:val="-10"/>
-        </w:rPr>
-        <w:t>）</w:t>
       </w:r>
     </w:p>
     <w:p>
@@ -648,108 +617,10 @@
       <w:r>
         <w:rPr>
           <w:color w:val="000000" w:themeColor="text1"/>
-          <w:spacing w:val="-1"/>
           <w:w w:val="102"/>
           <w:sz w:val="19"/>
         </w:rPr>
-        <w:t>专业课程：</w:t>
-      </w:r>
-      <w:r>
-        <w:rPr>
-          <w:rFonts w:hint="eastAsia"/>
-          <w:color w:val="000000" w:themeColor="text1"/>
-          <w:spacing w:val="-1"/>
-          <w:w w:val="102"/>
-          <w:sz w:val="19"/>
-        </w:rPr>
-        <w:t>数据结构</w:t>
-      </w:r>
-      <w:r>
-        <w:rPr>
-          <w:rFonts w:hint="eastAsia"/>
-          <w:color w:val="000000" w:themeColor="text1"/>
-          <w:spacing w:val="-1"/>
-          <w:w w:val="102"/>
-          <w:sz w:val="19"/>
-        </w:rPr>
-        <w:t>与数据系统</w:t>
-      </w:r>
-      <w:r>
-        <w:rPr>
-          <w:rFonts w:hint="eastAsia"/>
-          <w:color w:val="000000" w:themeColor="text1"/>
-          <w:spacing w:val="-1"/>
-          <w:w w:val="102"/>
-          <w:sz w:val="19"/>
-        </w:rPr>
-        <w:t>、</w:t>
-      </w:r>
-      <w:r>
-        <w:rPr>
-          <w:rFonts w:hint="eastAsia"/>
-          <w:color w:val="000000" w:themeColor="text1"/>
-          <w:spacing w:val="-1"/>
-          <w:w w:val="102"/>
-          <w:sz w:val="19"/>
-        </w:rPr>
-        <w:t>大数据计算</w:t>
-      </w:r>
-      <w:r>
-        <w:rPr>
-          <w:color w:val="000000" w:themeColor="text1"/>
-          <w:spacing w:val="-1"/>
-          <w:w w:val="102"/>
-          <w:sz w:val="19"/>
-        </w:rPr>
-        <w:t>、</w:t>
-      </w:r>
-      <w:r>
-        <w:rPr>
-          <w:rFonts w:hint="eastAsia"/>
-          <w:color w:val="000000" w:themeColor="text1"/>
-          <w:spacing w:val="-1"/>
-          <w:w w:val="102"/>
-          <w:sz w:val="19"/>
-        </w:rPr>
-        <w:t>人工智能导论、计算机视觉和图像处理、</w:t>
-      </w:r>
-      <w:r>
-        <w:rPr>
-          <w:rFonts w:hint="eastAsia"/>
-          <w:color w:val="000000" w:themeColor="text1"/>
-          <w:spacing w:val="-1"/>
-          <w:w w:val="102"/>
-          <w:sz w:val="19"/>
-        </w:rPr>
-        <w:t>机器</w:t>
-      </w:r>
-      <w:r>
-        <w:rPr>
-          <w:rFonts w:hint="eastAsia"/>
-          <w:color w:val="000000" w:themeColor="text1"/>
-          <w:spacing w:val="-1"/>
-          <w:w w:val="102"/>
-          <w:sz w:val="19"/>
-        </w:rPr>
-        <w:t>学习和数据分析、</w:t>
-      </w:r>
-      <w:r>
-        <w:rPr>
-          <w:rFonts w:hint="eastAsia"/>
-          <w:color w:val="000000" w:themeColor="text1"/>
-          <w:spacing w:val="-1"/>
-          <w:w w:val="102"/>
-          <w:sz w:val="19"/>
-        </w:rPr>
-        <w:t>自然语言处理</w:t>
-      </w:r>
-      <w:r>
-        <w:rPr>
-          <w:color w:val="000000" w:themeColor="text1"/>
-          <w:w w:val="102"/>
-          <w:sz w:val="19"/>
-        </w:rPr>
-        <w:t>等。</w:t>
+        <w:t>课程简历项目：基于深度神经网络的 3D 重建、室内场景中的语义识别、室内场景中的实例识别。</w:t>
       </w:r>
     </w:p>
     <w:p>
@@ -762,33 +633,28 @@
         <w:tabs>
           <w:tab w:val="left" w:pos="405"/>
         </w:tabs>
-        <w:spacing w:line="337" w:lineRule="exact"/>
-        <w:rPr>
-          <w:sz w:val="19"/>
-        </w:rPr>
-      </w:pPr>
-      <w:r>
-        <w:rPr>
-          <w:color w:val="545454"/>
-          <w:sz w:val="19"/>
-        </w:rPr>
-        <w:t>GPA:</w:t>
-      </w:r>
-      <w:r>
-        <w:rPr>
-          <w:color w:val="545454"/>
-          <w:spacing w:val="7"/>
-          <w:sz w:val="19"/>
-        </w:rPr>
-        <w:t xml:space="preserve"> </w:t>
-      </w:r>
-      <w:r>
-        <w:rPr>
-          <w:color w:val="545454"/>
-          <w:spacing w:val="7"/>
-          <w:sz w:val="19"/>
-        </w:rPr>
-        <w:t>-/4.0</w:t>
+        <w:spacing w:before="55" w:line="226" w:lineRule="auto"/>
+        <w:ind w:left="403" w:right="187" w:hanging="193"/>
+        <w:rPr>
+          <w:color w:val="000000" w:themeColor="text1"/>
+          <w:sz w:val="19"/>
+        </w:rPr>
+      </w:pPr>
+      <w:r>
+        <w:rPr>
+          <w:color w:val="000000" w:themeColor="text1"/>
+          <w:w w:val="102"/>
+          <w:sz w:val="19"/>
+        </w:rPr>
+        <w:t>专业课程： 数据结构与数据系统、大数据计算、人工智能概念、计算机视觉与图像处理、机器学习与数据分析、自然语言处理等</w:t>
+      </w:r>
+      <w:r>
+        <w:rPr>
+          <w:color w:val="000000" w:themeColor="text1"/>
+          <w:w w:val="102"/>
+          <w:sz w:val="19"/>
+        </w:rPr>
+        <w:t>。</w:t>
       </w:r>
     </w:p>
     <w:p>
@@ -796,72 +662,70 @@
         <w:pStyle w:val="2"/>
         <w:tabs>
           <w:tab w:val="left" w:pos="4610"/>
-          <w:tab w:val="left" w:pos="9639"/>
+          <w:tab w:val="left" w:pos="9445"/>
         </w:tabs>
         <w:spacing w:before="130"/>
       </w:pPr>
       <w:r>
         <w:rPr>
+          <w:rFonts w:hint="eastAsia"/>
+          <w:color w:val="333333"/>
+        </w:rPr>
+        <w:t>软件工程（本科）</w:t>
+      </w:r>
+      <w:r>
+        <w:rPr>
+          <w:color w:val="333333"/>
+        </w:rPr>
+        <w:tab/>
+      </w:r>
+      <w:r>
+        <w:rPr>
+          <w:rFonts w:hint="eastAsia"/>
+          <w:color w:val="333333"/>
+        </w:rPr>
+        <w:t>内蒙古大学</w:t>
+      </w:r>
+      <w:r>
+        <w:rPr>
+          <w:color w:val="333333"/>
+        </w:rPr>
+        <w:tab/>
+      </w:r>
+      <w:r>
+        <w:rPr>
           <w:color w:val="333333"/>
           <w:w w:val="95"/>
         </w:rPr>
-        <w:t>201</w:t>
+        <w:t>2015-09</w:t>
+      </w:r>
+      <w:r>
+        <w:rPr>
+          <w:color w:val="333333"/>
+          <w:spacing w:val="14"/>
+        </w:rPr>
+        <w:t xml:space="preserve"> </w:t>
       </w:r>
       <w:r>
         <w:rPr>
           <w:color w:val="333333"/>
           <w:w w:val="95"/>
         </w:rPr>
-        <w:t>5</w:t>
+        <w:t>~</w:t>
+      </w:r>
+      <w:r>
+        <w:rPr>
+          <w:color w:val="333333"/>
+          <w:spacing w:val="16"/>
+        </w:rPr>
+        <w:t xml:space="preserve"> </w:t>
       </w:r>
       <w:r>
         <w:rPr>
           <w:color w:val="333333"/>
           <w:w w:val="95"/>
         </w:rPr>
-        <w:t>-09</w:t>
-      </w:r>
-      <w:r>
-        <w:rPr>
-          <w:color w:val="333333"/>
-          <w:spacing w:val="14"/>
-        </w:rPr>
-        <w:t xml:space="preserve"> </w:t>
-      </w:r>
-      <w:r>
-        <w:rPr>
-          <w:color w:val="333333"/>
-          <w:w w:val="95"/>
-        </w:rPr>
-        <w:t>~</w:t>
-      </w:r>
-      <w:r>
-        <w:rPr>
-          <w:color w:val="333333"/>
-          <w:spacing w:val="16"/>
-        </w:rPr>
-        <w:t xml:space="preserve"> </w:t>
-      </w:r>
-      <w:r>
-        <w:rPr>
-          <w:color w:val="333333"/>
-          <w:w w:val="95"/>
-        </w:rPr>
-        <w:t>201</w:t>
-      </w:r>
-      <w:r>
-        <w:rPr>
-          <w:color w:val="333333"/>
-          <w:w w:val="95"/>
-        </w:rPr>
-        <w:t>9</w:t>
-      </w:r>
-      <w:r>
-        <w:rPr>
-          <w:color w:val="333333"/>
-          <w:w w:val="95"/>
-        </w:rPr>
-        <w:t>-</w:t>
+        <w:t>2019-</w:t>
       </w:r>
       <w:r>
         <w:rPr>
@@ -870,60 +734,6 @@
           <w:w w:val="95"/>
         </w:rPr>
         <w:t>06</w:t>
-      </w:r>
-      <w:r>
-        <w:rPr>
-          <w:color w:val="333333"/>
-        </w:rPr>
-        <w:tab/>
-      </w:r>
-      <w:r>
-        <w:rPr>
-          <w:rFonts w:hint="eastAsia"/>
-          <w:color w:val="333333"/>
-        </w:rPr>
-        <w:t>内蒙古大学</w:t>
-      </w:r>
-      <w:r>
-        <w:rPr>
-          <w:color w:val="333333"/>
-        </w:rPr>
-        <w:tab/>
-      </w:r>
-      <w:r>
-        <w:rPr>
-          <w:rFonts w:hint="eastAsia"/>
-          <w:color w:val="333333"/>
-        </w:rPr>
-        <w:t>软件</w:t>
-      </w:r>
-      <w:r>
-        <w:rPr>
-          <w:rFonts w:hint="eastAsia"/>
-          <w:color w:val="333333"/>
-        </w:rPr>
-        <w:t>工程</w:t>
-      </w:r>
-      <w:r>
-        <w:rPr>
-          <w:rFonts w:hint="eastAsia"/>
-          <w:color w:val="333333"/>
-        </w:rPr>
-        <w:t>（</w:t>
-      </w:r>
-      <w:r>
-        <w:rPr>
-          <w:rFonts w:hint="eastAsia"/>
-          <w:color w:val="333333"/>
-        </w:rPr>
-        <w:t>本科</w:t>
-      </w:r>
-      <w:r>
-        <w:rPr>
-          <w:rFonts w:hint="eastAsia"/>
-          <w:color w:val="333333"/>
-        </w:rPr>
-        <w:t>）</w:t>
       </w:r>
     </w:p>
     <w:p>
@@ -945,539 +755,28 @@
       <w:r>
         <w:rPr>
           <w:color w:val="000000" w:themeColor="text1"/>
-          <w:sz w:val="19"/>
-        </w:rPr>
-        <w:t>主修课程：</w:t>
-      </w:r>
-      <w:r>
-        <w:rPr>
-          <w:rFonts w:hint="eastAsia"/>
-          <w:color w:val="000000" w:themeColor="text1"/>
-          <w:sz w:val="19"/>
-        </w:rPr>
-        <w:t>高等数学</w:t>
-      </w:r>
-      <w:r>
-        <w:rPr>
-          <w:rFonts w:hint="eastAsia"/>
-          <w:color w:val="000000" w:themeColor="text1"/>
-          <w:sz w:val="19"/>
-        </w:rPr>
-        <w:t>，</w:t>
-      </w:r>
-      <w:r>
-        <w:rPr>
-          <w:rFonts w:hint="eastAsia"/>
-          <w:color w:val="000000" w:themeColor="text1"/>
-          <w:sz w:val="19"/>
-        </w:rPr>
-        <w:t>数据结构与算法，程序设计基础A</w:t>
-      </w:r>
-      <w:r>
-        <w:rPr>
-          <w:color w:val="000000" w:themeColor="text1"/>
-          <w:sz w:val="19"/>
-        </w:rPr>
-        <w:t>，</w:t>
-      </w:r>
-      <w:r>
-        <w:rPr>
-          <w:rFonts w:hint="eastAsia"/>
-          <w:color w:val="000000" w:themeColor="text1"/>
-          <w:sz w:val="19"/>
-        </w:rPr>
-        <w:t>C++程序设计</w:t>
-      </w:r>
-      <w:r>
-        <w:rPr>
-          <w:color w:val="000000" w:themeColor="text1"/>
-          <w:sz w:val="19"/>
-        </w:rPr>
-        <w:t>，</w:t>
-      </w:r>
-      <w:r>
-        <w:rPr>
-          <w:color w:val="000000" w:themeColor="text1"/>
-          <w:sz w:val="19"/>
-        </w:rPr>
-        <w:t>JavaEE架构与程序设计</w:t>
-      </w:r>
-      <w:r>
-        <w:rPr>
-          <w:color w:val="000000" w:themeColor="text1"/>
-          <w:sz w:val="19"/>
-        </w:rPr>
-        <w:t>，</w:t>
-      </w:r>
-      <w:r>
-        <w:rPr>
-          <w:rFonts w:hint="eastAsia"/>
-          <w:color w:val="000000" w:themeColor="text1"/>
-          <w:sz w:val="19"/>
-        </w:rPr>
-        <w:t>移动应用开发</w:t>
-      </w:r>
-      <w:r>
-        <w:rPr>
-          <w:rFonts w:hint="eastAsia"/>
-          <w:color w:val="000000" w:themeColor="text1"/>
           <w:spacing w:val="-10"/>
           <w:sz w:val="19"/>
         </w:rPr>
-        <w:t>等</w:t>
-      </w:r>
-    </w:p>
-    <w:p>
-      <w:pPr>
-        <w:pStyle w:val="a5"/>
-        <w:numPr>
-          <w:ilvl w:val="0"/>
-          <w:numId w:val="1"/>
-        </w:numPr>
-        <w:tabs>
-          <w:tab w:val="left" w:pos="405"/>
-        </w:tabs>
-        <w:rPr>
-          <w:color w:val="000000" w:themeColor="text1"/>
-          <w:sz w:val="19"/>
-        </w:rPr>
-      </w:pPr>
-      <w:r>
-        <w:rPr>
-          <w:color w:val="000000" w:themeColor="text1"/>
-          <w:sz w:val="19"/>
-        </w:rPr>
-        <w:t>GPA：</w:t>
-      </w:r>
-      <w:r>
-        <w:rPr>
-          <w:color w:val="000000" w:themeColor="text1"/>
-          <w:spacing w:val="10"/>
-          <w:sz w:val="19"/>
-        </w:rPr>
-        <w:t xml:space="preserve"> </w:t>
-      </w:r>
-      <w:r>
-        <w:rPr>
-          <w:color w:val="000000" w:themeColor="text1"/>
-          <w:spacing w:val="-2"/>
-          <w:sz w:val="19"/>
-        </w:rPr>
-        <w:t>3</w:t>
-      </w:r>
-      <w:r>
-        <w:rPr>
-          <w:color w:val="000000" w:themeColor="text1"/>
-          <w:spacing w:val="-2"/>
-          <w:sz w:val="19"/>
-        </w:rPr>
-        <w:t>.0</w:t>
-      </w:r>
-      <w:r>
-        <w:rPr>
-          <w:color w:val="000000" w:themeColor="text1"/>
-          <w:spacing w:val="-2"/>
-          <w:sz w:val="19"/>
-        </w:rPr>
-        <w:t>/4</w:t>
-      </w:r>
-      <w:r>
-        <w:rPr>
-          <w:color w:val="000000" w:themeColor="text1"/>
-          <w:spacing w:val="-2"/>
-          <w:sz w:val="19"/>
-        </w:rPr>
-        <w:t>.0</w:t>
-      </w:r>
-    </w:p>
-    <w:p>
-      <w:pPr>
-        <w:pStyle w:val="a3"/>
-        <w:spacing w:before="11"/>
-        <w:ind w:left="0" w:firstLine="0"/>
-        <w:rPr>
-          <w:sz w:val="9"/>
-        </w:rPr>
-      </w:pPr>
-    </w:p>
-    <w:p>
-      <w:pPr>
-        <w:pStyle w:val="1"/>
-      </w:pPr>
-      <w:r>
-        <w:rPr>
-          <w:color w:val="1474BE"/>
-          <w:spacing w:val="-3"/>
-        </w:rPr>
-        <w:t>工作经验</w:t>
-      </w:r>
-    </w:p>
-    <w:p>
-      <w:pPr>
-        <w:pStyle w:val="a3"/>
-        <w:spacing w:line="20" w:lineRule="exact"/>
-        <w:ind w:left="120" w:right="-101" w:firstLine="0"/>
-        <w:rPr>
-          <w:sz w:val="2"/>
-        </w:rPr>
-      </w:pPr>
-      <w:r>
-        <w:rPr>
-          <w:noProof/>
-          <w:sz w:val="2"/>
-        </w:rPr>
-        <w:drawing>
-          <wp:inline distT="0" distB="0" distL="0" distR="0" wp14:anchorId="297C237F" wp14:editId="1A6A9096">
-            <wp:extent cx="7148214" cy="6476"/>
-            <wp:effectExtent l="0" t="0" r="0" b="0"/>
-            <wp:docPr id="13" name="image3.png"/>
-            <wp:cNvGraphicFramePr>
-              <a:graphicFrameLocks xmlns:a="http://schemas.openxmlformats.org/drawingml/2006/main" noChangeAspect="1"/>
-            </wp:cNvGraphicFramePr>
-            <a:graphic xmlns:a="http://schemas.openxmlformats.org/drawingml/2006/main">
-              <a:graphicData uri="http://schemas.openxmlformats.org/drawingml/2006/picture">
-                <pic:pic xmlns:pic="http://schemas.openxmlformats.org/drawingml/2006/picture">
-                  <pic:nvPicPr>
-                    <pic:cNvPr id="14" name="image3.png"/>
-                    <pic:cNvPicPr/>
-                  </pic:nvPicPr>
-                  <pic:blipFill>
-                    <a:blip r:embed="rId7" cstate="print"/>
-                    <a:stretch>
-                      <a:fillRect/>
-                    </a:stretch>
-                  </pic:blipFill>
-                  <pic:spPr>
-                    <a:xfrm>
-                      <a:off x="0" y="0"/>
-                      <a:ext cx="7148214" cy="6476"/>
-                    </a:xfrm>
-                    <a:prstGeom prst="rect">
-                      <a:avLst/>
-                    </a:prstGeom>
-                  </pic:spPr>
-                </pic:pic>
-              </a:graphicData>
-            </a:graphic>
-          </wp:inline>
-        </w:drawing>
-      </w:r>
-    </w:p>
-    <w:p>
-      <w:pPr>
-        <w:pStyle w:val="2"/>
-        <w:tabs>
-          <w:tab w:val="left" w:pos="4710"/>
-          <w:tab w:val="left" w:pos="9750"/>
-        </w:tabs>
-      </w:pPr>
-      <w:r>
-        <w:rPr>
-          <w:color w:val="333333"/>
-          <w:w w:val="95"/>
-        </w:rPr>
-        <w:t>20</w:t>
-      </w:r>
-      <w:r>
-        <w:rPr>
-          <w:color w:val="333333"/>
-          <w:w w:val="95"/>
-        </w:rPr>
-        <w:t>18</w:t>
-      </w:r>
-      <w:r>
-        <w:rPr>
-          <w:color w:val="333333"/>
-          <w:w w:val="95"/>
-        </w:rPr>
-        <w:t>-0</w:t>
-      </w:r>
-      <w:r>
-        <w:rPr>
-          <w:color w:val="333333"/>
-          <w:w w:val="95"/>
-        </w:rPr>
-        <w:t>7</w:t>
-      </w:r>
-      <w:r>
-        <w:rPr>
-          <w:color w:val="333333"/>
-          <w:spacing w:val="14"/>
-        </w:rPr>
-        <w:t xml:space="preserve"> </w:t>
-      </w:r>
-      <w:r>
-        <w:rPr>
-          <w:color w:val="333333"/>
-          <w:w w:val="95"/>
-        </w:rPr>
-        <w:t>~</w:t>
-      </w:r>
-      <w:r>
-        <w:rPr>
-          <w:color w:val="333333"/>
-          <w:spacing w:val="16"/>
-        </w:rPr>
-        <w:t xml:space="preserve"> </w:t>
-      </w:r>
-      <w:r>
-        <w:rPr>
-          <w:color w:val="333333"/>
-          <w:w w:val="95"/>
-        </w:rPr>
-        <w:t>20</w:t>
-      </w:r>
-      <w:r>
-        <w:rPr>
-          <w:color w:val="333333"/>
-          <w:w w:val="95"/>
-        </w:rPr>
-        <w:t>18</w:t>
-      </w:r>
-      <w:r>
-        <w:rPr>
-          <w:color w:val="333333"/>
-          <w:w w:val="95"/>
-        </w:rPr>
-        <w:t>-</w:t>
-      </w:r>
-      <w:r>
-        <w:rPr>
-          <w:color w:val="333333"/>
-          <w:spacing w:val="-5"/>
-          <w:w w:val="95"/>
-        </w:rPr>
-        <w:t>9</w:t>
-      </w:r>
-      <w:r>
-        <w:rPr>
-          <w:color w:val="333333"/>
-        </w:rPr>
-        <w:tab/>
-      </w:r>
-      <w:r>
-        <w:rPr>
-          <w:rFonts w:hint="eastAsia"/>
-          <w:color w:val="333333"/>
-        </w:rPr>
-        <w:t>东软集团</w:t>
-      </w:r>
-      <w:r>
-        <w:rPr>
-          <w:color w:val="333333"/>
-        </w:rPr>
-        <w:tab/>
-      </w:r>
-      <w:r>
-        <w:rPr>
-          <w:rFonts w:hint="eastAsia"/>
-          <w:color w:val="333333"/>
-        </w:rPr>
-        <w:t>软件开发</w:t>
-      </w:r>
-      <w:r>
-        <w:rPr>
-          <w:color w:val="333333"/>
-        </w:rPr>
-        <w:t>实习</w:t>
-      </w:r>
-      <w:r>
-        <w:rPr>
-          <w:color w:val="333333"/>
+        <w:t>主要课程：高等数学、数据结构与算法、程序设计基础A、C++程序设计、</w:t>
+      </w:r>
+      <w:proofErr w:type="spellStart"/>
+      <w:r>
+        <w:rPr>
+          <w:color w:val="000000" w:themeColor="text1"/>
           <w:spacing w:val="-10"/>
-        </w:rPr>
-        <w:t>生</w:t>
-      </w:r>
-    </w:p>
-    <w:p>
-      <w:pPr>
-        <w:pStyle w:val="a5"/>
-        <w:numPr>
-          <w:ilvl w:val="0"/>
-          <w:numId w:val="1"/>
-        </w:numPr>
-        <w:tabs>
-          <w:tab w:val="left" w:pos="405"/>
-        </w:tabs>
-        <w:spacing w:before="40"/>
-        <w:ind w:left="403" w:hanging="193"/>
-        <w:rPr>
-          <w:color w:val="000000" w:themeColor="text1"/>
-          <w:sz w:val="19"/>
-        </w:rPr>
-      </w:pPr>
-      <w:r>
-        <w:rPr>
-          <w:rFonts w:hint="eastAsia"/>
-          <w:color w:val="000000" w:themeColor="text1"/>
-          <w:sz w:val="19"/>
-        </w:rPr>
-        <w:t>学习了H</w:t>
-      </w:r>
-      <w:r>
-        <w:rPr>
-          <w:color w:val="000000" w:themeColor="text1"/>
-          <w:sz w:val="19"/>
-        </w:rPr>
-        <w:t>5</w:t>
-      </w:r>
-      <w:r>
-        <w:rPr>
-          <w:rFonts w:hint="eastAsia"/>
-          <w:color w:val="000000" w:themeColor="text1"/>
-          <w:sz w:val="19"/>
-        </w:rPr>
-        <w:t>和Java编程语言</w:t>
-      </w:r>
-      <w:r>
-        <w:rPr>
-          <w:rFonts w:hint="eastAsia"/>
+          <w:sz w:val="19"/>
+        </w:rPr>
+        <w:t>JavaEE</w:t>
+      </w:r>
+      <w:proofErr w:type="spellEnd"/>
+      <w:r>
+        <w:rPr>
           <w:color w:val="000000" w:themeColor="text1"/>
           <w:spacing w:val="-10"/>
           <w:sz w:val="19"/>
         </w:rPr>
-        <w:t>。</w:t>
-      </w:r>
-    </w:p>
-    <w:p>
-      <w:pPr>
-        <w:pStyle w:val="a5"/>
-        <w:numPr>
-          <w:ilvl w:val="0"/>
-          <w:numId w:val="1"/>
-        </w:numPr>
-        <w:tabs>
-          <w:tab w:val="left" w:pos="405"/>
-        </w:tabs>
-        <w:ind w:left="403" w:hanging="193"/>
-        <w:rPr>
-          <w:color w:val="000000" w:themeColor="text1"/>
-          <w:sz w:val="19"/>
-        </w:rPr>
-      </w:pPr>
-      <w:r>
-        <w:rPr>
-          <w:rFonts w:hint="eastAsia"/>
-          <w:color w:val="000000" w:themeColor="text1"/>
-          <w:sz w:val="19"/>
-        </w:rPr>
-        <w:t>和本专业的另外两名同学一同设计并实现了手机天气通软件，我主要负责前端和后端的逻辑编写，包括前端块代码的逻辑布局，基于Ajax的Jason格式的前后端文本交互，以及基于Java实现的</w:t>
-      </w:r>
-      <w:r>
-        <w:rPr>
-          <w:rFonts w:hint="eastAsia"/>
-          <w:color w:val="000000" w:themeColor="text1"/>
-          <w:sz w:val="19"/>
-        </w:rPr>
-        <w:t>后端服务等</w:t>
-      </w:r>
-      <w:r>
-        <w:rPr>
-          <w:rFonts w:hint="eastAsia"/>
-          <w:color w:val="000000" w:themeColor="text1"/>
-          <w:spacing w:val="-10"/>
-          <w:sz w:val="19"/>
-        </w:rPr>
-        <w:t>。</w:t>
-      </w:r>
-    </w:p>
-    <w:p>
-      <w:pPr>
-        <w:pStyle w:val="a5"/>
-        <w:numPr>
-          <w:ilvl w:val="0"/>
-          <w:numId w:val="1"/>
-        </w:numPr>
-        <w:tabs>
-          <w:tab w:val="left" w:pos="405"/>
-        </w:tabs>
-        <w:spacing w:before="5"/>
-        <w:ind w:left="403" w:right="189" w:hanging="193"/>
-        <w:rPr>
-          <w:color w:val="000000" w:themeColor="text1"/>
-          <w:sz w:val="19"/>
-        </w:rPr>
-      </w:pPr>
-      <w:r>
-        <w:rPr>
-          <w:rFonts w:hint="eastAsia"/>
-          <w:color w:val="000000" w:themeColor="text1"/>
-          <w:w w:val="102"/>
-          <w:sz w:val="19"/>
-        </w:rPr>
-        <w:t>这</w:t>
-      </w:r>
-      <w:r>
-        <w:rPr>
-          <w:rFonts w:hint="eastAsia"/>
-          <w:color w:val="000000" w:themeColor="text1"/>
-          <w:w w:val="102"/>
-          <w:sz w:val="19"/>
-        </w:rPr>
-        <w:t>不仅仅让我提高了我的编程能力</w:t>
-      </w:r>
-      <w:r>
-        <w:rPr>
-          <w:rFonts w:hint="eastAsia"/>
-          <w:color w:val="000000" w:themeColor="text1"/>
-          <w:w w:val="102"/>
-          <w:sz w:val="19"/>
-        </w:rPr>
-        <w:t>，扩展了我的编程语言</w:t>
-      </w:r>
-      <w:r>
-        <w:rPr>
-          <w:rFonts w:hint="eastAsia"/>
-          <w:color w:val="000000" w:themeColor="text1"/>
-          <w:w w:val="102"/>
-          <w:sz w:val="19"/>
-        </w:rPr>
-        <w:t>， 也让我对一个软件从设计到开发</w:t>
-      </w:r>
-      <w:r>
-        <w:rPr>
-          <w:rFonts w:hint="eastAsia"/>
-          <w:color w:val="000000" w:themeColor="text1"/>
-          <w:w w:val="102"/>
-          <w:sz w:val="19"/>
-        </w:rPr>
-        <w:t>再</w:t>
-      </w:r>
-      <w:r>
-        <w:rPr>
-          <w:rFonts w:hint="eastAsia"/>
-          <w:color w:val="000000" w:themeColor="text1"/>
-          <w:w w:val="102"/>
-          <w:sz w:val="19"/>
-        </w:rPr>
-        <w:t>到展示</w:t>
-      </w:r>
-      <w:r>
-        <w:rPr>
-          <w:rFonts w:hint="eastAsia"/>
-          <w:color w:val="000000" w:themeColor="text1"/>
-          <w:w w:val="102"/>
-          <w:sz w:val="19"/>
-        </w:rPr>
-        <w:t>这一</w:t>
-      </w:r>
-      <w:r>
-        <w:rPr>
-          <w:rFonts w:hint="eastAsia"/>
-          <w:color w:val="000000" w:themeColor="text1"/>
-          <w:w w:val="102"/>
-          <w:sz w:val="19"/>
-        </w:rPr>
-        <w:t>流程建立了一个相对完善的系统概念</w:t>
-      </w:r>
-      <w:r>
-        <w:rPr>
-          <w:rFonts w:hint="eastAsia"/>
-          <w:color w:val="000000" w:themeColor="text1"/>
-          <w:w w:val="102"/>
-          <w:sz w:val="19"/>
-        </w:rPr>
-        <w:t>。</w:t>
+        <w:t>架构与程序设计A、移动应用程序设计与开发等。</w:t>
       </w:r>
     </w:p>
     <w:p>
@@ -1488,6 +787,7 @@
         <w:spacing w:before="5"/>
         <w:ind w:right="189"/>
         <w:rPr>
+          <w:rFonts w:hint="eastAsia"/>
           <w:color w:val="000000" w:themeColor="text1"/>
           <w:sz w:val="11"/>
           <w:szCs w:val="11"/>
@@ -1569,113 +869,103 @@
       <w:pPr>
         <w:pStyle w:val="2"/>
         <w:tabs>
-          <w:tab w:val="left" w:pos="3490"/>
-          <w:tab w:val="left" w:pos="10490"/>
+          <w:tab w:val="left" w:pos="9495"/>
         </w:tabs>
-      </w:pPr>
+        <w:ind w:left="0" w:firstLineChars="50" w:firstLine="105"/>
+      </w:pPr>
+      <w:r>
+        <w:rPr>
+          <w:rFonts w:ascii="Times New Roman" w:hAnsi="Times New Roman" w:cs="Times New Roman"/>
+          <w:color w:val="000000" w:themeColor="text1"/>
+          <w:sz w:val="21"/>
+          <w:szCs w:val="21"/>
+        </w:rPr>
+        <w:t>OMG: 3D Scene Geometry Decomposition and Manipulation from 2D Images</w:t>
+      </w:r>
+      <w:r>
+        <w:rPr>
+          <w:rFonts w:ascii="Times New Roman" w:hAnsi="Times New Roman" w:cs="Times New Roman"/>
+          <w:color w:val="000000" w:themeColor="text1"/>
+          <w:sz w:val="21"/>
+          <w:szCs w:val="21"/>
+        </w:rPr>
+        <w:t xml:space="preserve"> (</w:t>
+      </w:r>
+      <w:r>
+        <w:rPr>
+          <w:rFonts w:ascii="Times New Roman" w:hAnsi="Times New Roman" w:cs="Times New Roman" w:hint="eastAsia"/>
+          <w:color w:val="000000" w:themeColor="text1"/>
+          <w:sz w:val="21"/>
+          <w:szCs w:val="21"/>
+        </w:rPr>
+        <w:t>ECCV</w:t>
+      </w:r>
+      <w:r>
+        <w:rPr>
+          <w:rFonts w:ascii="Times New Roman" w:hAnsi="Times New Roman" w:cs="Times New Roman" w:hint="eastAsia"/>
+          <w:color w:val="000000" w:themeColor="text1"/>
+          <w:sz w:val="21"/>
+          <w:szCs w:val="21"/>
+        </w:rPr>
+        <w:t>在投</w:t>
+      </w:r>
+      <w:r>
+        <w:rPr>
+          <w:rFonts w:ascii="Times New Roman" w:hAnsi="Times New Roman" w:cs="Times New Roman"/>
+          <w:color w:val="000000" w:themeColor="text1"/>
+          <w:sz w:val="21"/>
+          <w:szCs w:val="21"/>
+        </w:rPr>
+        <w:t>)</w:t>
+      </w:r>
+      <w:r>
+        <w:rPr>
+          <w:color w:val="333333"/>
+        </w:rPr>
+        <w:tab/>
+      </w:r>
       <w:r>
         <w:rPr>
           <w:color w:val="333333"/>
           <w:w w:val="95"/>
         </w:rPr>
-        <w:t>20</w:t>
+        <w:t>2021-5</w:t>
+      </w:r>
+      <w:r>
+        <w:rPr>
+          <w:color w:val="333333"/>
+          <w:spacing w:val="14"/>
+        </w:rPr>
+        <w:t xml:space="preserve"> </w:t>
       </w:r>
       <w:r>
         <w:rPr>
           <w:color w:val="333333"/>
           <w:w w:val="95"/>
         </w:rPr>
-        <w:t>21</w:t>
-      </w:r>
-      <w:r>
-        <w:rPr>
+        <w:t>~</w:t>
+      </w:r>
+      <w:r>
+        <w:rPr>
+          <w:color w:val="333333"/>
+          <w:spacing w:val="16"/>
+        </w:rPr>
+        <w:t xml:space="preserve"> </w:t>
+      </w:r>
+      <w:r>
+        <w:rPr>
+          <w:rFonts w:hint="eastAsia"/>
           <w:color w:val="333333"/>
           <w:w w:val="95"/>
         </w:rPr>
-        <w:t>-</w:t>
+        <w:t>pre</w:t>
       </w:r>
       <w:r>
         <w:rPr>
           <w:color w:val="333333"/>
           <w:w w:val="95"/>
         </w:rPr>
-        <w:t>5</w:t>
-      </w:r>
-      <w:r>
-        <w:rPr>
-          <w:color w:val="333333"/>
-          <w:spacing w:val="14"/>
-        </w:rPr>
-        <w:t xml:space="preserve"> </w:t>
-      </w:r>
-      <w:r>
-        <w:rPr>
-          <w:color w:val="333333"/>
-          <w:w w:val="95"/>
-        </w:rPr>
-        <w:t>~</w:t>
-      </w:r>
-      <w:r>
-        <w:rPr>
-          <w:color w:val="333333"/>
-          <w:spacing w:val="16"/>
-        </w:rPr>
-        <w:t xml:space="preserve"> </w:t>
-      </w:r>
-      <w:r>
-        <w:rPr>
-          <w:color w:val="333333"/>
-          <w:w w:val="95"/>
-        </w:rPr>
-        <w:t>202</w:t>
-      </w:r>
-      <w:r>
-        <w:rPr>
-          <w:color w:val="333333"/>
-          <w:w w:val="95"/>
-        </w:rPr>
-        <w:t>1</w:t>
-      </w:r>
-      <w:r>
-        <w:rPr>
-          <w:color w:val="333333"/>
-          <w:w w:val="95"/>
-        </w:rPr>
-        <w:t>-</w:t>
-      </w:r>
-      <w:r>
-        <w:rPr>
-          <w:color w:val="333333"/>
-          <w:spacing w:val="-5"/>
-          <w:w w:val="95"/>
-        </w:rPr>
-        <w:t>12</w:t>
-      </w:r>
-      <w:r>
-        <w:rPr>
-          <w:color w:val="333333"/>
-        </w:rPr>
-        <w:tab/>
-      </w:r>
-      <w:r>
-        <w:rPr>
-          <w:rFonts w:hint="eastAsia"/>
-          <w:color w:val="333333"/>
-        </w:rPr>
-        <w:t>基于深度学的3D室内场景中实例的理解与分割</w:t>
-      </w:r>
-      <w:r>
-        <w:rPr>
-          <w:color w:val="333333"/>
-        </w:rPr>
-        <w:tab/>
-      </w:r>
-      <w:r>
-        <w:rPr>
-          <w:rFonts w:hint="eastAsia"/>
-          <w:color w:val="333333"/>
-        </w:rPr>
-        <w:t>研究生</w:t>
+        <w:t>sent</w:t>
       </w:r>
     </w:p>
     <w:p>
@@ -1689,151 +979,21 @@
           <w:tab w:val="left" w:pos="405"/>
         </w:tabs>
         <w:rPr>
-          <w:sz w:val="19"/>
-        </w:rPr>
-      </w:pPr>
-      <w:r>
-        <w:rPr>
-          <w:rFonts w:hint="eastAsia"/>
-          <w:sz w:val="19"/>
-        </w:rPr>
-        <w:t>个人</w:t>
-      </w:r>
-      <w:r>
-        <w:rPr>
-          <w:rFonts w:hint="eastAsia"/>
-          <w:sz w:val="19"/>
-        </w:rPr>
-        <w:t>基于Python复现了</w:t>
-      </w:r>
-      <w:r>
-        <w:rPr>
-          <w:rFonts w:hint="eastAsia"/>
-          <w:sz w:val="19"/>
-        </w:rPr>
-        <w:t>两篇文章：</w:t>
-      </w:r>
-      <w:r>
-        <w:rPr>
-          <w:rFonts w:hint="eastAsia"/>
-          <w:sz w:val="19"/>
-        </w:rPr>
-        <w:t>NeRF</w:t>
-      </w:r>
-      <w:r>
-        <w:rPr>
-          <w:sz w:val="19"/>
-        </w:rPr>
-        <w:t>(</w:t>
-      </w:r>
-      <w:r>
-        <w:rPr>
-          <w:rFonts w:hint="eastAsia"/>
-          <w:sz w:val="19"/>
-        </w:rPr>
-        <w:t>Ne</w:t>
-      </w:r>
-      <w:r>
-        <w:rPr>
-          <w:rFonts w:hint="eastAsia"/>
-          <w:sz w:val="19"/>
-        </w:rPr>
-        <w:t>ur</w:t>
-      </w:r>
-      <w:r>
-        <w:rPr>
-          <w:rFonts w:hint="eastAsia"/>
-          <w:sz w:val="19"/>
-        </w:rPr>
-        <w:t>al</w:t>
-      </w:r>
-      <w:r>
-        <w:rPr>
-          <w:sz w:val="19"/>
-        </w:rPr>
-        <w:t xml:space="preserve"> </w:t>
-      </w:r>
-      <w:r>
-        <w:rPr>
-          <w:rFonts w:hint="eastAsia"/>
-          <w:sz w:val="19"/>
-        </w:rPr>
-        <w:t>Radiance</w:t>
-      </w:r>
-      <w:r>
-        <w:rPr>
-          <w:sz w:val="19"/>
-        </w:rPr>
-        <w:t xml:space="preserve"> </w:t>
-      </w:r>
-      <w:r>
-        <w:rPr>
-          <w:rFonts w:hint="eastAsia"/>
-          <w:sz w:val="19"/>
-        </w:rPr>
-        <w:t>Fields)</w:t>
-      </w:r>
-      <w:r>
-        <w:rPr>
-          <w:sz w:val="19"/>
-        </w:rPr>
-        <w:t xml:space="preserve"> </w:t>
-      </w:r>
-      <w:r>
-        <w:rPr>
-          <w:rFonts w:hint="eastAsia"/>
-          <w:sz w:val="19"/>
-        </w:rPr>
-        <w:t xml:space="preserve">以及 </w:t>
-      </w:r>
-      <w:r>
-        <w:rPr>
-          <w:sz w:val="19"/>
-        </w:rPr>
-        <w:t xml:space="preserve">Semantic-NeRF(Semantic </w:t>
-      </w:r>
-      <w:r>
-        <w:rPr>
-          <w:rFonts w:hint="eastAsia"/>
-          <w:sz w:val="19"/>
-        </w:rPr>
-        <w:t>Neural</w:t>
-      </w:r>
-      <w:r>
-        <w:rPr>
-          <w:sz w:val="19"/>
-        </w:rPr>
-        <w:t xml:space="preserve"> </w:t>
-      </w:r>
-      <w:r>
-        <w:rPr>
-          <w:rFonts w:hint="eastAsia"/>
-          <w:sz w:val="19"/>
-        </w:rPr>
-        <w:t>Radiance</w:t>
-      </w:r>
-      <w:r>
-        <w:rPr>
-          <w:sz w:val="19"/>
-        </w:rPr>
-        <w:t xml:space="preserve"> </w:t>
-      </w:r>
-      <w:r>
-        <w:rPr>
-          <w:rFonts w:hint="eastAsia"/>
-          <w:sz w:val="19"/>
-        </w:rPr>
-        <w:t>Fields</w:t>
-      </w:r>
-      <w:r>
-        <w:rPr>
-          <w:sz w:val="19"/>
-        </w:rPr>
-        <w:t>)</w:t>
-      </w:r>
-      <w:r>
-        <w:rPr>
-          <w:rFonts w:hint="eastAsia"/>
+          <w:color w:val="000000" w:themeColor="text1"/>
+          <w:sz w:val="19"/>
+        </w:rPr>
+      </w:pPr>
+      <w:r>
+        <w:rPr>
+          <w:color w:val="000000" w:themeColor="text1"/>
+          <w:sz w:val="19"/>
+        </w:rPr>
+        <w:t>我们使用最流行的 3D 重建方法 Neural Radiance Fields 来重建室内场景，我们想要自由地操纵任何指定的 3D 对象形状。 首先，我们分别在 3D 空间中分割带有注释的实例标签的对象，然后我们设计了一组算法来操作对象，包括放大、缩小、对象坐标旋转、世界坐标旋转、平移</w:t>
+      </w:r>
+      <w:r>
+        <w:rPr>
+          <w:rFonts w:hint="eastAsia"/>
+          <w:color w:val="000000" w:themeColor="text1"/>
           <w:sz w:val="19"/>
         </w:rPr>
         <w:t>。</w:t>
@@ -1856,64 +1016,24 @@
       </w:pPr>
       <w:r>
         <w:rPr>
-          <w:rFonts w:hint="eastAsia"/>
-          <w:color w:val="000000" w:themeColor="text1"/>
-          <w:sz w:val="19"/>
-        </w:rPr>
-        <w:t>在这个基础上</w:t>
-      </w:r>
-      <w:r>
-        <w:rPr>
-          <w:rFonts w:hint="eastAsia"/>
-          <w:color w:val="000000" w:themeColor="text1"/>
-          <w:sz w:val="19"/>
-        </w:rPr>
-        <w:t>引入新的创新点，并实现了</w:t>
-      </w:r>
-      <w:r>
-        <w:rPr>
-          <w:color w:val="000000" w:themeColor="text1"/>
-          <w:sz w:val="19"/>
-        </w:rPr>
-        <w:t>3</w:t>
-      </w:r>
-      <w:r>
-        <w:rPr>
-          <w:rFonts w:hint="eastAsia"/>
-          <w:color w:val="000000" w:themeColor="text1"/>
-          <w:sz w:val="19"/>
-        </w:rPr>
-        <w:t>D室内场景中的物体的</w:t>
-      </w:r>
-      <w:r>
-        <w:rPr>
-          <w:rFonts w:hint="eastAsia"/>
-          <w:color w:val="000000" w:themeColor="text1"/>
-          <w:sz w:val="19"/>
-        </w:rPr>
-        <w:t>理解与分割，命名为Instance</w:t>
-      </w:r>
-      <w:r>
-        <w:rPr>
-          <w:color w:val="000000" w:themeColor="text1"/>
-          <w:sz w:val="19"/>
-        </w:rPr>
-        <w:t>-</w:t>
-      </w:r>
-      <w:r>
-        <w:rPr>
-          <w:rFonts w:hint="eastAsia"/>
-          <w:color w:val="000000" w:themeColor="text1"/>
-          <w:sz w:val="19"/>
-        </w:rPr>
-        <w:t>NeRF</w:t>
-      </w:r>
-      <w:r>
-        <w:rPr>
-          <w:color w:val="000000" w:themeColor="text1"/>
-          <w:sz w:val="19"/>
-        </w:rPr>
-        <w:t>(Instance Neural Radiance Fields)</w:t>
+          <w:color w:val="000000" w:themeColor="text1"/>
+          <w:sz w:val="19"/>
+        </w:rPr>
+        <w:t>我做了几乎所有的编码工作，包括实现了 Instance-NeRF 核心算法，运行了论文中描述的所有数量和质量结果，同时，设计、创建和采样了一个新的室内场景合成数据集 使用</w:t>
+      </w:r>
+      <w:r>
+        <w:rPr>
+          <w:color w:val="000000" w:themeColor="text1"/>
+          <w:sz w:val="19"/>
+        </w:rPr>
+        <w:t>Blender</w:t>
+      </w:r>
+      <w:r>
+        <w:rPr>
+          <w:color w:val="000000" w:themeColor="text1"/>
+          <w:sz w:val="19"/>
+        </w:rPr>
+        <w:t>进行操作</w:t>
       </w:r>
       <w:r>
         <w:rPr>
@@ -1941,74 +1061,10 @@
       </w:pPr>
       <w:r>
         <w:rPr>
-          <w:rFonts w:hint="eastAsia"/>
-          <w:color w:val="000000" w:themeColor="text1"/>
-          <w:sz w:val="19"/>
-        </w:rPr>
-        <w:t>使用了包括Hypersim，ScanNet等多个数据集。</w:t>
-      </w:r>
-    </w:p>
-    <w:p>
-      <w:pPr>
-        <w:pStyle w:val="a5"/>
-        <w:numPr>
-          <w:ilvl w:val="0"/>
-          <w:numId w:val="1"/>
-        </w:numPr>
-        <w:tabs>
-          <w:tab w:val="left" w:pos="405"/>
-        </w:tabs>
-        <w:rPr>
-          <w:color w:val="000000" w:themeColor="text1"/>
-          <w:sz w:val="19"/>
-        </w:rPr>
-      </w:pPr>
-      <w:r>
-        <w:rPr>
-          <w:rFonts w:hint="eastAsia"/>
-          <w:color w:val="000000" w:themeColor="text1"/>
-          <w:sz w:val="19"/>
-        </w:rPr>
-        <w:t>熟练编写基与Pytorch的深度学习框架，并对深度学习的训练中的问题和优化积累了一些有用的经验</w:t>
-      </w:r>
-      <w:r>
-        <w:rPr>
-          <w:rFonts w:hint="eastAsia"/>
-          <w:color w:val="000000" w:themeColor="text1"/>
-          <w:sz w:val="19"/>
-        </w:rPr>
-        <w:t>。</w:t>
-      </w:r>
-      <w:r>
-        <w:rPr>
-          <w:rFonts w:hint="eastAsia"/>
-          <w:color w:val="000000" w:themeColor="text1"/>
-          <w:sz w:val="19"/>
-        </w:rPr>
-        <w:t>同时，</w:t>
-      </w:r>
-      <w:r>
-        <w:rPr>
-          <w:rFonts w:hint="eastAsia"/>
-          <w:color w:val="000000" w:themeColor="text1"/>
-          <w:sz w:val="19"/>
-        </w:rPr>
-        <w:t>也能使用计算机视觉相关的可视化语言和工具，例如Matplotlib,</w:t>
-      </w:r>
-      <w:r>
-        <w:rPr>
-          <w:color w:val="000000" w:themeColor="text1"/>
-          <w:sz w:val="19"/>
-        </w:rPr>
-        <w:t xml:space="preserve"> Open3D</w:t>
-      </w:r>
-      <w:r>
-        <w:rPr>
-          <w:rFonts w:hint="eastAsia"/>
-          <w:color w:val="000000" w:themeColor="text1"/>
-          <w:sz w:val="19"/>
-        </w:rPr>
-        <w:t>等。</w:t>
+          <w:color w:val="000000" w:themeColor="text1"/>
+          <w:sz w:val="19"/>
+        </w:rPr>
+        <w:t>实验演示链接：https://chenlu-china.github.io/#experience</w:t>
       </w:r>
     </w:p>
     <w:p>
@@ -2016,13 +1072,25 @@
         <w:pStyle w:val="2"/>
         <w:tabs>
           <w:tab w:val="left" w:pos="3644"/>
-          <w:tab w:val="left" w:pos="10450"/>
+          <w:tab w:val="left" w:pos="9498"/>
         </w:tabs>
-        <w:ind w:left="0" w:firstLineChars="50" w:firstLine="90"/>
-        <w:rPr>
-          <w:color w:val="333333"/>
-        </w:rPr>
-      </w:pPr>
+        <w:ind w:left="0" w:firstLineChars="50" w:firstLine="95"/>
+        <w:rPr>
+          <w:color w:val="333333"/>
+        </w:rPr>
+      </w:pPr>
+      <w:r>
+        <w:rPr>
+          <w:color w:val="333333"/>
+        </w:rPr>
+        <w:t>基于变异测试的移动Web服务测试数据云生成方法</w:t>
+      </w:r>
+      <w:r>
+        <w:rPr>
+          <w:color w:val="333333"/>
+        </w:rPr>
+        <w:tab/>
+      </w:r>
       <w:r>
         <w:rPr>
           <w:color w:val="333333"/>
@@ -2065,31 +1133,6 @@
           <w:w w:val="95"/>
         </w:rPr>
         <w:t>06</w:t>
-      </w:r>
-      <w:r>
-        <w:rPr>
-          <w:color w:val="333333"/>
-        </w:rPr>
-        <w:tab/>
-      </w:r>
-      <w:r>
-        <w:rPr>
-          <w:color w:val="333333"/>
-        </w:rPr>
-        <w:t>基于变异测试的移动Web服务测试数据云生成方法</w:t>
-      </w:r>
-      <w:r>
-        <w:rPr>
-          <w:color w:val="333333"/>
-        </w:rPr>
-        <w:tab/>
-      </w:r>
-      <w:r>
-        <w:rPr>
-          <w:rFonts w:hint="eastAsia"/>
-          <w:color w:val="333333"/>
-        </w:rPr>
-        <w:t>本科生</w:t>
       </w:r>
     </w:p>
     <w:p>
@@ -2213,6 +1256,271 @@
           <w:sz w:val="19"/>
         </w:rPr>
         <w:t>申请了计算机软件著作权</w:t>
+      </w:r>
+    </w:p>
+    <w:p>
+      <w:pPr>
+        <w:pStyle w:val="1"/>
+      </w:pPr>
+      <w:r>
+        <w:rPr>
+          <w:color w:val="1474BE"/>
+          <w:spacing w:val="-3"/>
+        </w:rPr>
+        <w:t>工作经验</w:t>
+      </w:r>
+    </w:p>
+    <w:p>
+      <w:pPr>
+        <w:pStyle w:val="a3"/>
+        <w:spacing w:line="20" w:lineRule="exact"/>
+        <w:ind w:left="120" w:right="-101" w:firstLine="0"/>
+        <w:rPr>
+          <w:sz w:val="2"/>
+        </w:rPr>
+      </w:pPr>
+      <w:r>
+        <w:rPr>
+          <w:noProof/>
+          <w:sz w:val="2"/>
+        </w:rPr>
+        <w:drawing>
+          <wp:inline distT="0" distB="0" distL="0" distR="0" wp14:anchorId="44E1A37C" wp14:editId="1F499A46">
+            <wp:extent cx="7148214" cy="6476"/>
+            <wp:effectExtent l="0" t="0" r="0" b="0"/>
+            <wp:docPr id="13" name="image3.png"/>
+            <wp:cNvGraphicFramePr>
+              <a:graphicFrameLocks xmlns:a="http://schemas.openxmlformats.org/drawingml/2006/main" noChangeAspect="1"/>
+            </wp:cNvGraphicFramePr>
+            <a:graphic xmlns:a="http://schemas.openxmlformats.org/drawingml/2006/main">
+              <a:graphicData uri="http://schemas.openxmlformats.org/drawingml/2006/picture">
+                <pic:pic xmlns:pic="http://schemas.openxmlformats.org/drawingml/2006/picture">
+                  <pic:nvPicPr>
+                    <pic:cNvPr id="14" name="image3.png"/>
+                    <pic:cNvPicPr/>
+                  </pic:nvPicPr>
+                  <pic:blipFill>
+                    <a:blip r:embed="rId7" cstate="print"/>
+                    <a:stretch>
+                      <a:fillRect/>
+                    </a:stretch>
+                  </pic:blipFill>
+                  <pic:spPr>
+                    <a:xfrm>
+                      <a:off x="0" y="0"/>
+                      <a:ext cx="7148214" cy="6476"/>
+                    </a:xfrm>
+                    <a:prstGeom prst="rect">
+                      <a:avLst/>
+                    </a:prstGeom>
+                  </pic:spPr>
+                </pic:pic>
+              </a:graphicData>
+            </a:graphic>
+          </wp:inline>
+        </w:drawing>
+      </w:r>
+    </w:p>
+    <w:p>
+      <w:pPr>
+        <w:pStyle w:val="2"/>
+        <w:tabs>
+          <w:tab w:val="left" w:pos="4710"/>
+          <w:tab w:val="left" w:pos="9750"/>
+        </w:tabs>
+      </w:pPr>
+      <w:r>
+        <w:rPr>
+          <w:color w:val="333333"/>
+          <w:w w:val="95"/>
+        </w:rPr>
+        <w:t>2018-07</w:t>
+      </w:r>
+      <w:r>
+        <w:rPr>
+          <w:color w:val="333333"/>
+          <w:spacing w:val="14"/>
+        </w:rPr>
+        <w:t xml:space="preserve"> </w:t>
+      </w:r>
+      <w:r>
+        <w:rPr>
+          <w:color w:val="333333"/>
+          <w:w w:val="95"/>
+        </w:rPr>
+        <w:t>~</w:t>
+      </w:r>
+      <w:r>
+        <w:rPr>
+          <w:color w:val="333333"/>
+          <w:spacing w:val="16"/>
+        </w:rPr>
+        <w:t xml:space="preserve"> </w:t>
+      </w:r>
+      <w:r>
+        <w:rPr>
+          <w:color w:val="333333"/>
+          <w:w w:val="95"/>
+        </w:rPr>
+        <w:t>2018-</w:t>
+      </w:r>
+      <w:r>
+        <w:rPr>
+          <w:color w:val="333333"/>
+          <w:spacing w:val="-5"/>
+          <w:w w:val="95"/>
+        </w:rPr>
+        <w:t>9</w:t>
+      </w:r>
+      <w:r>
+        <w:rPr>
+          <w:color w:val="333333"/>
+        </w:rPr>
+        <w:tab/>
+      </w:r>
+      <w:r>
+        <w:rPr>
+          <w:rFonts w:hint="eastAsia"/>
+          <w:color w:val="333333"/>
+        </w:rPr>
+        <w:t>东软集团</w:t>
+      </w:r>
+      <w:r>
+        <w:rPr>
+          <w:color w:val="333333"/>
+        </w:rPr>
+        <w:tab/>
+      </w:r>
+      <w:r>
+        <w:rPr>
+          <w:rFonts w:hint="eastAsia"/>
+          <w:color w:val="333333"/>
+        </w:rPr>
+        <w:t>软件开发</w:t>
+      </w:r>
+      <w:r>
+        <w:rPr>
+          <w:color w:val="333333"/>
+        </w:rPr>
+        <w:t>实习</w:t>
+      </w:r>
+      <w:r>
+        <w:rPr>
+          <w:color w:val="333333"/>
+          <w:spacing w:val="-10"/>
+        </w:rPr>
+        <w:t>生</w:t>
+      </w:r>
+    </w:p>
+    <w:p>
+      <w:pPr>
+        <w:pStyle w:val="a5"/>
+        <w:numPr>
+          <w:ilvl w:val="0"/>
+          <w:numId w:val="1"/>
+        </w:numPr>
+        <w:tabs>
+          <w:tab w:val="left" w:pos="405"/>
+        </w:tabs>
+        <w:spacing w:before="40"/>
+        <w:ind w:left="403" w:hanging="193"/>
+        <w:rPr>
+          <w:color w:val="000000" w:themeColor="text1"/>
+          <w:sz w:val="19"/>
+        </w:rPr>
+      </w:pPr>
+      <w:r>
+        <w:rPr>
+          <w:rFonts w:hint="eastAsia"/>
+          <w:color w:val="000000" w:themeColor="text1"/>
+          <w:sz w:val="19"/>
+        </w:rPr>
+        <w:t>学习了H</w:t>
+      </w:r>
+      <w:r>
+        <w:rPr>
+          <w:color w:val="000000" w:themeColor="text1"/>
+          <w:sz w:val="19"/>
+        </w:rPr>
+        <w:t>5</w:t>
+      </w:r>
+      <w:r>
+        <w:rPr>
+          <w:rFonts w:hint="eastAsia"/>
+          <w:color w:val="000000" w:themeColor="text1"/>
+          <w:sz w:val="19"/>
+        </w:rPr>
+        <w:t>和Java编程语言</w:t>
+      </w:r>
+      <w:r>
+        <w:rPr>
+          <w:rFonts w:hint="eastAsia"/>
+          <w:color w:val="000000" w:themeColor="text1"/>
+          <w:spacing w:val="-10"/>
+          <w:sz w:val="19"/>
+        </w:rPr>
+        <w:t>。</w:t>
+      </w:r>
+    </w:p>
+    <w:p>
+      <w:pPr>
+        <w:pStyle w:val="a5"/>
+        <w:numPr>
+          <w:ilvl w:val="0"/>
+          <w:numId w:val="1"/>
+        </w:numPr>
+        <w:tabs>
+          <w:tab w:val="left" w:pos="405"/>
+        </w:tabs>
+        <w:ind w:left="403" w:hanging="193"/>
+        <w:rPr>
+          <w:color w:val="000000" w:themeColor="text1"/>
+          <w:sz w:val="19"/>
+        </w:rPr>
+      </w:pPr>
+      <w:r>
+        <w:rPr>
+          <w:rFonts w:hint="eastAsia"/>
+          <w:color w:val="000000" w:themeColor="text1"/>
+          <w:sz w:val="19"/>
+        </w:rPr>
+        <w:t>和本专业的另外两名同学一同设计并实现了手机天气通软件，我主要负责前端和后端的逻辑编写，包括前端块代码的逻辑布局，基于Ajax的Jason格式的前后端文本交互，以及基于Java实现的后端服务等</w:t>
+      </w:r>
+      <w:r>
+        <w:rPr>
+          <w:rFonts w:hint="eastAsia"/>
+          <w:color w:val="000000" w:themeColor="text1"/>
+          <w:spacing w:val="-10"/>
+          <w:sz w:val="19"/>
+        </w:rPr>
+        <w:t>。</w:t>
+      </w:r>
+    </w:p>
+    <w:p>
+      <w:pPr>
+        <w:pStyle w:val="a5"/>
+        <w:numPr>
+          <w:ilvl w:val="0"/>
+          <w:numId w:val="1"/>
+        </w:numPr>
+        <w:tabs>
+          <w:tab w:val="left" w:pos="405"/>
+        </w:tabs>
+        <w:spacing w:before="5"/>
+        <w:ind w:left="403" w:right="189" w:hanging="193"/>
+        <w:rPr>
+          <w:color w:val="000000" w:themeColor="text1"/>
+          <w:sz w:val="19"/>
+        </w:rPr>
+      </w:pPr>
+      <w:r>
+        <w:rPr>
+          <w:rFonts w:hint="eastAsia"/>
+          <w:color w:val="000000" w:themeColor="text1"/>
+          <w:w w:val="102"/>
+          <w:sz w:val="19"/>
+        </w:rPr>
+        <w:t>这不仅仅让我提高了我的编程能力，扩展了我的编程语言， 也让我对一个软件从设计到开发再到展示这一流程建立了一个相对完善的系统概念。</w:t>
       </w:r>
     </w:p>
     <w:p>
@@ -2386,7 +1694,6 @@
           <w:tab w:val="left" w:pos="405"/>
         </w:tabs>
         <w:rPr>
-          <w:rFonts w:hint="eastAsia"/>
           <w:sz w:val="19"/>
         </w:rPr>
       </w:pPr>

--- a/assets/CVs/ChenLu_CV(Chinese).docx
+++ b/assets/CVs/ChenLu_CV(Chinese).docx
@@ -11,16 +11,16 @@
           <w:noProof/>
         </w:rPr>
         <w:drawing>
-          <wp:anchor distT="0" distB="0" distL="0" distR="0" simplePos="0" relativeHeight="251659264" behindDoc="0" locked="0" layoutInCell="1" allowOverlap="1" wp14:anchorId="5ED73375" wp14:editId="413F4D65">
+          <wp:anchor distT="0" distB="0" distL="0" distR="0" simplePos="0" relativeHeight="251659264" behindDoc="0" locked="0" layoutInCell="1" allowOverlap="1" wp14:anchorId="5ED73375" wp14:editId="41864360">
             <wp:simplePos x="0" y="0"/>
             <wp:positionH relativeFrom="page">
-              <wp:posOffset>6613468</wp:posOffset>
+              <wp:posOffset>6616930</wp:posOffset>
             </wp:positionH>
             <wp:positionV relativeFrom="paragraph">
-              <wp:posOffset>44796</wp:posOffset>
+              <wp:posOffset>45720</wp:posOffset>
             </wp:positionV>
-            <wp:extent cx="523702" cy="736477"/>
-            <wp:effectExtent l="0" t="0" r="0" b="635"/>
+            <wp:extent cx="836179" cy="1175910"/>
+            <wp:effectExtent l="0" t="0" r="2540" b="5715"/>
             <wp:wrapNone/>
             <wp:docPr id="1" name="image1.png" descr="男孩在微笑&#10;&#10;描述已自动生成"/>
             <wp:cNvGraphicFramePr>
@@ -48,7 +48,7 @@
                   <pic:spPr>
                     <a:xfrm>
                       <a:off x="0" y="0"/>
-                      <a:ext cx="523702" cy="736477"/>
+                      <a:ext cx="855930" cy="1203686"/>
                     </a:xfrm>
                     <a:prstGeom prst="rect">
                       <a:avLst/>
@@ -81,7 +81,7 @@
         <w:spacing w:before="10"/>
         <w:ind w:left="120" w:firstLine="0"/>
         <w:rPr>
-          <w:rFonts w:hint="eastAsia"/>
+          <w:color w:val="333333"/>
         </w:rPr>
       </w:pPr>
       <w:r>
@@ -275,6 +275,23 @@
     </w:p>
     <w:p>
       <w:pPr>
+        <w:pStyle w:val="a3"/>
+        <w:spacing w:before="10"/>
+        <w:ind w:left="120" w:firstLine="0"/>
+      </w:pPr>
+    </w:p>
+    <w:p>
+      <w:pPr>
+        <w:pStyle w:val="a3"/>
+        <w:spacing w:before="10"/>
+        <w:ind w:left="120" w:firstLine="0"/>
+        <w:rPr>
+          <w:rFonts w:hint="eastAsia"/>
+        </w:rPr>
+      </w:pPr>
+    </w:p>
+    <w:p>
+      <w:pPr>
         <w:pStyle w:val="1"/>
         <w:rPr>
           <w:rFonts w:hint="eastAsia"/>
@@ -519,82 +536,113 @@
           <w:tab w:val="left" w:pos="4522"/>
           <w:tab w:val="left" w:pos="9545"/>
         </w:tabs>
-      </w:pPr>
-      <w:r>
-        <w:rPr>
-          <w:rFonts w:hint="eastAsia"/>
-          <w:color w:val="333333"/>
-        </w:rPr>
-        <w:t>资讯科技（硕士</w:t>
-      </w:r>
-      <w:r>
-        <w:rPr>
-          <w:color w:val="333333"/>
-          <w:spacing w:val="-10"/>
-        </w:rPr>
-        <w:t>）</w:t>
-      </w:r>
-      <w:r>
-        <w:rPr>
-          <w:color w:val="333333"/>
-        </w:rPr>
-        <w:tab/>
-      </w:r>
-      <w:r>
-        <w:rPr>
-          <w:rFonts w:hint="eastAsia"/>
-          <w:color w:val="333333"/>
-        </w:rPr>
-        <w:t>香港理工大学</w:t>
-      </w:r>
-      <w:r>
-        <w:rPr>
-          <w:color w:val="333333"/>
-        </w:rPr>
-        <w:tab/>
-      </w:r>
-      <w:r>
-        <w:rPr>
-          <w:color w:val="333333"/>
-          <w:w w:val="95"/>
-        </w:rPr>
-        <w:t>2020-9</w:t>
-      </w:r>
-      <w:r>
-        <w:rPr>
-          <w:color w:val="333333"/>
-          <w:spacing w:val="14"/>
-        </w:rPr>
-        <w:t xml:space="preserve"> </w:t>
-      </w:r>
-      <w:r>
-        <w:rPr>
-          <w:color w:val="333333"/>
-          <w:w w:val="95"/>
-        </w:rPr>
-        <w:t>~</w:t>
-      </w:r>
-      <w:r>
-        <w:rPr>
-          <w:color w:val="333333"/>
-          <w:spacing w:val="16"/>
-        </w:rPr>
-        <w:t xml:space="preserve"> </w:t>
-      </w:r>
-      <w:r>
-        <w:rPr>
-          <w:color w:val="333333"/>
-          <w:w w:val="95"/>
-        </w:rPr>
-        <w:t>2021-</w:t>
-      </w:r>
-      <w:r>
         <w:rPr>
           <w:color w:val="333333"/>
           <w:spacing w:val="-5"/>
           <w:w w:val="95"/>
         </w:rPr>
+      </w:pPr>
+      <w:r>
+        <w:rPr>
+          <w:rFonts w:hint="eastAsia"/>
+          <w:color w:val="333333"/>
+        </w:rPr>
+        <w:t>资讯科技（硕士</w:t>
+      </w:r>
+      <w:r>
+        <w:rPr>
+          <w:color w:val="333333"/>
+          <w:spacing w:val="-10"/>
+        </w:rPr>
+        <w:t>）</w:t>
+      </w:r>
+      <w:r>
+        <w:rPr>
+          <w:color w:val="333333"/>
+        </w:rPr>
+        <w:tab/>
+      </w:r>
+      <w:r>
+        <w:rPr>
+          <w:rFonts w:hint="eastAsia"/>
+          <w:color w:val="333333"/>
+        </w:rPr>
+        <w:t>香港理工大学</w:t>
+      </w:r>
+      <w:r>
+        <w:rPr>
+          <w:color w:val="333333"/>
+        </w:rPr>
+        <w:tab/>
+      </w:r>
+      <w:r>
+        <w:rPr>
+          <w:color w:val="333333"/>
+          <w:w w:val="95"/>
+        </w:rPr>
+        <w:t>2020-9</w:t>
+      </w:r>
+      <w:r>
+        <w:rPr>
+          <w:color w:val="333333"/>
+          <w:spacing w:val="14"/>
+        </w:rPr>
+        <w:t xml:space="preserve"> </w:t>
+      </w:r>
+      <w:r>
+        <w:rPr>
+          <w:color w:val="333333"/>
+          <w:w w:val="95"/>
+        </w:rPr>
+        <w:t>~</w:t>
+      </w:r>
+      <w:r>
+        <w:rPr>
+          <w:color w:val="333333"/>
+          <w:spacing w:val="16"/>
+        </w:rPr>
+        <w:t xml:space="preserve"> </w:t>
+      </w:r>
+      <w:r>
+        <w:rPr>
+          <w:color w:val="333333"/>
+          <w:w w:val="95"/>
+        </w:rPr>
+        <w:t>2021-</w:t>
+      </w:r>
+      <w:r>
+        <w:rPr>
+          <w:color w:val="333333"/>
+          <w:spacing w:val="-5"/>
+          <w:w w:val="95"/>
+        </w:rPr>
         <w:t>12</w:t>
+      </w:r>
+    </w:p>
+    <w:p>
+      <w:pPr>
+        <w:pStyle w:val="2"/>
+        <w:tabs>
+          <w:tab w:val="left" w:pos="4522"/>
+          <w:tab w:val="left" w:pos="9545"/>
+        </w:tabs>
+        <w:rPr>
+          <w:rFonts w:hint="eastAsia"/>
+          <w:b w:val="0"/>
+          <w:bCs w:val="0"/>
+          <w:color w:val="333333"/>
+          <w:spacing w:val="-5"/>
+          <w:w w:val="95"/>
+        </w:rPr>
+      </w:pPr>
+      <w:r>
+        <w:rPr>
+          <w:rFonts w:hint="eastAsia"/>
+          <w:b w:val="0"/>
+          <w:bCs w:val="0"/>
+          <w:color w:val="333333"/>
+        </w:rPr>
+        <w:t>计算机学院</w:t>
       </w:r>
     </w:p>
     <w:p>
@@ -665,75 +713,104 @@
           <w:tab w:val="left" w:pos="9445"/>
         </w:tabs>
         <w:spacing w:before="130"/>
-      </w:pPr>
-      <w:r>
-        <w:rPr>
-          <w:rFonts w:hint="eastAsia"/>
-          <w:color w:val="333333"/>
-        </w:rPr>
-        <w:t>软件工程（本科）</w:t>
-      </w:r>
-      <w:r>
-        <w:rPr>
-          <w:color w:val="333333"/>
-        </w:rPr>
-        <w:tab/>
-      </w:r>
-      <w:r>
-        <w:rPr>
-          <w:rFonts w:hint="eastAsia"/>
-          <w:color w:val="333333"/>
-        </w:rPr>
-        <w:t>内蒙古大学</w:t>
-      </w:r>
-      <w:r>
-        <w:rPr>
-          <w:color w:val="333333"/>
-        </w:rPr>
-        <w:tab/>
-      </w:r>
-      <w:r>
-        <w:rPr>
-          <w:color w:val="333333"/>
-          <w:w w:val="95"/>
-        </w:rPr>
-        <w:t>2015-09</w:t>
-      </w:r>
-      <w:r>
-        <w:rPr>
-          <w:color w:val="333333"/>
-          <w:spacing w:val="14"/>
-        </w:rPr>
-        <w:t xml:space="preserve"> </w:t>
-      </w:r>
-      <w:r>
-        <w:rPr>
-          <w:color w:val="333333"/>
-          <w:w w:val="95"/>
-        </w:rPr>
-        <w:t>~</w:t>
-      </w:r>
-      <w:r>
-        <w:rPr>
-          <w:color w:val="333333"/>
-          <w:spacing w:val="16"/>
-        </w:rPr>
-        <w:t xml:space="preserve"> </w:t>
-      </w:r>
-      <w:r>
-        <w:rPr>
-          <w:color w:val="333333"/>
-          <w:w w:val="95"/>
-        </w:rPr>
-        <w:t>2019-</w:t>
-      </w:r>
-      <w:r>
         <w:rPr>
           <w:color w:val="333333"/>
           <w:spacing w:val="-5"/>
           <w:w w:val="95"/>
         </w:rPr>
+      </w:pPr>
+      <w:r>
+        <w:rPr>
+          <w:rFonts w:hint="eastAsia"/>
+          <w:color w:val="333333"/>
+        </w:rPr>
+        <w:t>软件工程（本科）</w:t>
+      </w:r>
+      <w:r>
+        <w:rPr>
+          <w:color w:val="333333"/>
+        </w:rPr>
+        <w:tab/>
+      </w:r>
+      <w:r>
+        <w:rPr>
+          <w:rFonts w:hint="eastAsia"/>
+          <w:color w:val="333333"/>
+        </w:rPr>
+        <w:t>内蒙古大学</w:t>
+      </w:r>
+      <w:r>
+        <w:rPr>
+          <w:color w:val="333333"/>
+        </w:rPr>
+        <w:tab/>
+      </w:r>
+      <w:r>
+        <w:rPr>
+          <w:color w:val="333333"/>
+          <w:w w:val="95"/>
+        </w:rPr>
+        <w:t>2015-09</w:t>
+      </w:r>
+      <w:r>
+        <w:rPr>
+          <w:color w:val="333333"/>
+          <w:spacing w:val="14"/>
+        </w:rPr>
+        <w:t xml:space="preserve"> </w:t>
+      </w:r>
+      <w:r>
+        <w:rPr>
+          <w:color w:val="333333"/>
+          <w:w w:val="95"/>
+        </w:rPr>
+        <w:t>~</w:t>
+      </w:r>
+      <w:r>
+        <w:rPr>
+          <w:color w:val="333333"/>
+          <w:spacing w:val="16"/>
+        </w:rPr>
+        <w:t xml:space="preserve"> </w:t>
+      </w:r>
+      <w:r>
+        <w:rPr>
+          <w:color w:val="333333"/>
+          <w:w w:val="95"/>
+        </w:rPr>
+        <w:t>2019-</w:t>
+      </w:r>
+      <w:r>
+        <w:rPr>
+          <w:color w:val="333333"/>
+          <w:spacing w:val="-5"/>
+          <w:w w:val="95"/>
+        </w:rPr>
         <w:t>06</w:t>
+      </w:r>
+    </w:p>
+    <w:p>
+      <w:pPr>
+        <w:pStyle w:val="2"/>
+        <w:tabs>
+          <w:tab w:val="left" w:pos="4610"/>
+          <w:tab w:val="left" w:pos="9445"/>
+        </w:tabs>
+        <w:spacing w:before="130"/>
+        <w:rPr>
+          <w:rFonts w:hint="eastAsia"/>
+          <w:b w:val="0"/>
+          <w:bCs w:val="0"/>
+        </w:rPr>
+      </w:pPr>
+      <w:r>
+        <w:rPr>
+          <w:rFonts w:hint="eastAsia"/>
+          <w:b w:val="0"/>
+          <w:bCs w:val="0"/>
+          <w:color w:val="333333"/>
+        </w:rPr>
+        <w:t>计算机学院（软件学院）</w:t>
       </w:r>
     </w:p>
     <w:p>
@@ -1153,34 +1230,10 @@
       </w:pPr>
       <w:r>
         <w:rPr>
-          <w:rFonts w:hint="eastAsia"/>
-          <w:color w:val="000000" w:themeColor="text1"/>
-          <w:sz w:val="19"/>
-        </w:rPr>
-        <w:t>小组三人基于Java实现的</w:t>
-      </w:r>
-      <w:r>
-        <w:rPr>
-          <w:color w:val="000000" w:themeColor="text1"/>
-          <w:sz w:val="19"/>
-        </w:rPr>
-        <w:t>Web Service</w:t>
-      </w:r>
-      <w:r>
-        <w:rPr>
-          <w:rFonts w:hint="eastAsia"/>
-          <w:color w:val="000000" w:themeColor="text1"/>
-          <w:sz w:val="19"/>
-        </w:rPr>
-        <w:t>方法</w:t>
-      </w:r>
-      <w:r>
-        <w:rPr>
-          <w:rFonts w:hint="eastAsia"/>
-          <w:color w:val="000000" w:themeColor="text1"/>
-          <w:sz w:val="19"/>
-        </w:rPr>
-        <w:t>，我是小组的leader</w:t>
+          <w:color w:val="000000" w:themeColor="text1"/>
+          <w:sz w:val="19"/>
+        </w:rPr>
+        <w:t>组长：在 Java 语言上实现了 Web Service 方法</w:t>
       </w:r>
       <w:r>
         <w:rPr>
@@ -1208,31 +1261,54 @@
       </w:pPr>
       <w:r>
         <w:rPr>
-          <w:rFonts w:hint="eastAsia"/>
-          <w:sz w:val="19"/>
-        </w:rPr>
-        <w:t>该项目最终</w:t>
-      </w:r>
-      <w:r>
-        <w:rPr>
-          <w:rFonts w:hint="eastAsia"/>
-          <w:sz w:val="19"/>
-        </w:rPr>
-        <w:t>评为</w:t>
-      </w:r>
-      <w:r>
-        <w:rPr>
-          <w:rFonts w:hint="eastAsia"/>
-          <w:sz w:val="19"/>
-        </w:rPr>
-        <w:t>校级</w:t>
-      </w:r>
-      <w:r>
-        <w:rPr>
-          <w:rFonts w:hint="eastAsia"/>
-          <w:sz w:val="19"/>
-        </w:rPr>
-        <w:t>大学生创新创业实践项目。</w:t>
+          <w:sz w:val="19"/>
+        </w:rPr>
+        <w:t>申请计算机软件著作权：</w:t>
+      </w:r>
+      <w:r>
+        <w:rPr>
+          <w:rFonts w:ascii="Times New Roman" w:hAnsi="Times New Roman" w:cs="Times New Roman"/>
+          <w:color w:val="000000" w:themeColor="text1"/>
+          <w:sz w:val="21"/>
+          <w:szCs w:val="21"/>
+        </w:rPr>
+        <w:t>“</w:t>
+      </w:r>
+      <w:r>
+        <w:rPr>
+          <w:rFonts w:ascii="Times New Roman" w:hAnsi="Times New Roman" w:cs="Times New Roman" w:hint="eastAsia"/>
+          <w:color w:val="000000" w:themeColor="text1"/>
+          <w:sz w:val="21"/>
+          <w:szCs w:val="21"/>
+        </w:rPr>
+        <w:t>面向移动</w:t>
+      </w:r>
+      <w:r>
+        <w:rPr>
+          <w:rFonts w:ascii="Times New Roman" w:hAnsi="Times New Roman" w:cs="Times New Roman"/>
+          <w:color w:val="000000" w:themeColor="text1"/>
+          <w:sz w:val="21"/>
+          <w:szCs w:val="21"/>
+        </w:rPr>
+        <w:t>Web Service</w:t>
+      </w:r>
+      <w:r>
+        <w:rPr>
+          <w:rFonts w:ascii="Times New Roman" w:hAnsi="Times New Roman" w:cs="Times New Roman" w:hint="eastAsia"/>
+          <w:color w:val="000000" w:themeColor="text1"/>
+          <w:sz w:val="21"/>
+          <w:szCs w:val="21"/>
+        </w:rPr>
+        <w:t>的测试数据生成服务系统</w:t>
+      </w:r>
+      <w:r>
+        <w:rPr>
+          <w:rFonts w:ascii="Times New Roman" w:hAnsi="Times New Roman" w:cs="Times New Roman"/>
+          <w:color w:val="000000" w:themeColor="text1"/>
+          <w:sz w:val="21"/>
+          <w:szCs w:val="21"/>
+        </w:rPr>
+        <w:t>V1.0”.</w:t>
       </w:r>
     </w:p>
     <w:p>
@@ -1252,10 +1328,9 @@
       </w:pPr>
       <w:r>
         <w:rPr>
-          <w:rFonts w:hint="eastAsia"/>
-          <w:sz w:val="19"/>
-        </w:rPr>
-        <w:t>申请了计算机软件著作权</w:t>
+          <w:sz w:val="19"/>
+        </w:rPr>
+        <w:t>被评为校级“大学生创新创业实践项目”。</w:t>
       </w:r>
     </w:p>
     <w:p>
@@ -1422,56 +1497,6 @@
         <w:tabs>
           <w:tab w:val="left" w:pos="405"/>
         </w:tabs>
-        <w:spacing w:before="40"/>
-        <w:ind w:left="403" w:hanging="193"/>
-        <w:rPr>
-          <w:color w:val="000000" w:themeColor="text1"/>
-          <w:sz w:val="19"/>
-        </w:rPr>
-      </w:pPr>
-      <w:r>
-        <w:rPr>
-          <w:rFonts w:hint="eastAsia"/>
-          <w:color w:val="000000" w:themeColor="text1"/>
-          <w:sz w:val="19"/>
-        </w:rPr>
-        <w:t>学习了H</w:t>
-      </w:r>
-      <w:r>
-        <w:rPr>
-          <w:color w:val="000000" w:themeColor="text1"/>
-          <w:sz w:val="19"/>
-        </w:rPr>
-        <w:t>5</w:t>
-      </w:r>
-      <w:r>
-        <w:rPr>
-          <w:rFonts w:hint="eastAsia"/>
-          <w:color w:val="000000" w:themeColor="text1"/>
-          <w:sz w:val="19"/>
-        </w:rPr>
-        <w:t>和Java编程语言</w:t>
-      </w:r>
-      <w:r>
-        <w:rPr>
-          <w:rFonts w:hint="eastAsia"/>
-          <w:color w:val="000000" w:themeColor="text1"/>
-          <w:spacing w:val="-10"/>
-          <w:sz w:val="19"/>
-        </w:rPr>
-        <w:t>。</w:t>
-      </w:r>
-    </w:p>
-    <w:p>
-      <w:pPr>
-        <w:pStyle w:val="a5"/>
-        <w:numPr>
-          <w:ilvl w:val="0"/>
-          <w:numId w:val="1"/>
-        </w:numPr>
-        <w:tabs>
-          <w:tab w:val="left" w:pos="405"/>
-        </w:tabs>
         <w:ind w:left="403" w:hanging="193"/>
         <w:rPr>
           <w:color w:val="000000" w:themeColor="text1"/>
@@ -1525,215 +1550,6 @@
     </w:p>
     <w:p>
       <w:pPr>
-        <w:pStyle w:val="1"/>
-        <w:ind w:left="0"/>
-        <w:rPr>
-          <w:color w:val="1474BE"/>
-          <w:spacing w:val="-3"/>
-          <w:sz w:val="11"/>
-          <w:szCs w:val="11"/>
-        </w:rPr>
-      </w:pPr>
-    </w:p>
-    <w:p>
-      <w:pPr>
-        <w:pStyle w:val="1"/>
-        <w:rPr>
-          <w:color w:val="1474BE"/>
-          <w:spacing w:val="-3"/>
-        </w:rPr>
-      </w:pPr>
-      <w:r>
-        <w:rPr>
-          <w:rFonts w:hint="eastAsia"/>
-          <w:color w:val="1474BE"/>
-          <w:spacing w:val="-3"/>
-        </w:rPr>
-        <w:t>校园经历</w:t>
-      </w:r>
-      <w:r>
-        <w:rPr>
-          <w:noProof/>
-          <w:sz w:val="2"/>
-        </w:rPr>
-        <w:drawing>
-          <wp:inline distT="0" distB="0" distL="0" distR="0" wp14:anchorId="59BDDAF2" wp14:editId="63855DFD">
-            <wp:extent cx="7070975" cy="6476"/>
-            <wp:effectExtent l="0" t="0" r="0" b="0"/>
-            <wp:docPr id="20" name="image3.png"/>
-            <wp:cNvGraphicFramePr>
-              <a:graphicFrameLocks xmlns:a="http://schemas.openxmlformats.org/drawingml/2006/main" noChangeAspect="1"/>
-            </wp:cNvGraphicFramePr>
-            <a:graphic xmlns:a="http://schemas.openxmlformats.org/drawingml/2006/main">
-              <a:graphicData uri="http://schemas.openxmlformats.org/drawingml/2006/picture">
-                <pic:pic xmlns:pic="http://schemas.openxmlformats.org/drawingml/2006/picture">
-                  <pic:nvPicPr>
-                    <pic:cNvPr id="20" name="image3.png"/>
-                    <pic:cNvPicPr/>
-                  </pic:nvPicPr>
-                  <pic:blipFill>
-                    <a:blip r:embed="rId7" cstate="print"/>
-                    <a:stretch>
-                      <a:fillRect/>
-                    </a:stretch>
-                  </pic:blipFill>
-                  <pic:spPr>
-                    <a:xfrm>
-                      <a:off x="0" y="0"/>
-                      <a:ext cx="7070975" cy="6476"/>
-                    </a:xfrm>
-                    <a:prstGeom prst="rect">
-                      <a:avLst/>
-                    </a:prstGeom>
-                  </pic:spPr>
-                </pic:pic>
-              </a:graphicData>
-            </a:graphic>
-          </wp:inline>
-        </w:drawing>
-      </w:r>
-    </w:p>
-    <w:p>
-      <w:pPr>
-        <w:pStyle w:val="2"/>
-        <w:tabs>
-          <w:tab w:val="left" w:pos="5090"/>
-          <w:tab w:val="left" w:pos="10450"/>
-        </w:tabs>
-        <w:rPr>
-          <w:color w:val="333333"/>
-        </w:rPr>
-      </w:pPr>
-      <w:r>
-        <w:rPr>
-          <w:color w:val="333333"/>
-          <w:w w:val="95"/>
-        </w:rPr>
-        <w:t>20</w:t>
-      </w:r>
-      <w:r>
-        <w:rPr>
-          <w:color w:val="333333"/>
-          <w:w w:val="95"/>
-        </w:rPr>
-        <w:t>21</w:t>
-      </w:r>
-      <w:r>
-        <w:rPr>
-          <w:rFonts w:hint="eastAsia"/>
-          <w:color w:val="333333"/>
-          <w:w w:val="95"/>
-        </w:rPr>
-        <w:t>-</w:t>
-      </w:r>
-      <w:r>
-        <w:rPr>
-          <w:color w:val="333333"/>
-          <w:w w:val="95"/>
-        </w:rPr>
-        <w:t>0</w:t>
-      </w:r>
-      <w:r>
-        <w:rPr>
-          <w:color w:val="333333"/>
-          <w:w w:val="95"/>
-        </w:rPr>
-        <w:t>9</w:t>
-      </w:r>
-      <w:r>
-        <w:rPr>
-          <w:rFonts w:hint="eastAsia"/>
-          <w:color w:val="333333"/>
-          <w:w w:val="95"/>
-        </w:rPr>
-        <w:t>～2</w:t>
-      </w:r>
-      <w:r>
-        <w:rPr>
-          <w:color w:val="333333"/>
-          <w:w w:val="95"/>
-        </w:rPr>
-        <w:t>021.12</w:t>
-      </w:r>
-      <w:r>
-        <w:rPr>
-          <w:color w:val="333333"/>
-        </w:rPr>
-        <w:tab/>
-      </w:r>
-      <w:r>
-        <w:rPr>
-          <w:rFonts w:hint="eastAsia"/>
-          <w:color w:val="333333"/>
-        </w:rPr>
-        <w:t>学生助理</w:t>
-      </w:r>
-      <w:r>
-        <w:rPr>
-          <w:rFonts w:hint="eastAsia"/>
-          <w:color w:val="333333"/>
-        </w:rPr>
-        <w:tab/>
-      </w:r>
-      <w:r>
-        <w:rPr>
-          <w:rFonts w:hint="eastAsia"/>
-          <w:color w:val="333333"/>
-        </w:rPr>
-        <w:t>研究生</w:t>
-      </w:r>
-    </w:p>
-    <w:p>
-      <w:pPr>
-        <w:pStyle w:val="a5"/>
-        <w:numPr>
-          <w:ilvl w:val="0"/>
-          <w:numId w:val="1"/>
-        </w:numPr>
-        <w:tabs>
-          <w:tab w:val="left" w:pos="405"/>
-        </w:tabs>
-        <w:rPr>
-          <w:sz w:val="19"/>
-        </w:rPr>
-      </w:pPr>
-      <w:r>
-        <w:rPr>
-          <w:rFonts w:hint="eastAsia"/>
-          <w:sz w:val="19"/>
-        </w:rPr>
-        <w:t>为香港理工大学</w:t>
-      </w:r>
-      <w:r>
-        <w:rPr>
-          <w:sz w:val="19"/>
-        </w:rPr>
-        <w:t>亚洲人体工程学设计实验室</w:t>
-      </w:r>
-      <w:r>
-        <w:rPr>
-          <w:rFonts w:hint="eastAsia"/>
-          <w:sz w:val="19"/>
-        </w:rPr>
-        <w:t>设计开发</w:t>
-      </w:r>
-      <w:r>
-        <w:rPr>
-          <w:rFonts w:hint="eastAsia"/>
-          <w:sz w:val="19"/>
-        </w:rPr>
-        <w:t>私人应用网站</w:t>
-      </w:r>
-      <w:r>
-        <w:rPr>
-          <w:rFonts w:hint="eastAsia"/>
-          <w:sz w:val="19"/>
-        </w:rPr>
-        <w:t>。</w:t>
-      </w:r>
-    </w:p>
-    <w:p>
-      <w:pPr>
         <w:tabs>
           <w:tab w:val="left" w:pos="5"/>
         </w:tabs>
@@ -1773,6 +1589,7 @@
         <w:spacing w:line="20" w:lineRule="exact"/>
         <w:ind w:left="120" w:firstLine="0"/>
         <w:rPr>
+          <w:rFonts w:hint="eastAsia"/>
           <w:sz w:val="2"/>
         </w:rPr>
       </w:pPr>
@@ -1828,40 +1645,27 @@
         <w:tabs>
           <w:tab w:val="left" w:pos="405"/>
         </w:tabs>
-        <w:spacing w:before="144"/>
-        <w:rPr>
-          <w:color w:val="000000" w:themeColor="text1"/>
-          <w:sz w:val="19"/>
-        </w:rPr>
-      </w:pPr>
-      <w:r>
-        <w:rPr>
-          <w:color w:val="000000" w:themeColor="text1"/>
-          <w:sz w:val="19"/>
-        </w:rPr>
-        <w:t>语言能力:</w:t>
-      </w:r>
-      <w:r>
-        <w:rPr>
-          <w:color w:val="000000" w:themeColor="text1"/>
-          <w:sz w:val="19"/>
-        </w:rPr>
-        <w:t xml:space="preserve"> </w:t>
-      </w:r>
-      <w:r>
-        <w:rPr>
-          <w:rFonts w:hint="eastAsia"/>
-          <w:color w:val="000000" w:themeColor="text1"/>
-          <w:sz w:val="19"/>
-        </w:rPr>
-        <w:t>雅思6</w:t>
-      </w:r>
-      <w:r>
-        <w:rPr>
-          <w:color w:val="000000" w:themeColor="text1"/>
-          <w:sz w:val="19"/>
-        </w:rPr>
-        <w:t>.0</w:t>
+        <w:spacing w:line="330" w:lineRule="exact"/>
+        <w:rPr>
+          <w:color w:val="000000" w:themeColor="text1"/>
+          <w:sz w:val="19"/>
+        </w:rPr>
+      </w:pPr>
+      <w:r>
+        <w:rPr>
+          <w:color w:val="000000" w:themeColor="text1"/>
+          <w:sz w:val="19"/>
+        </w:rPr>
+        <w:t>扎实的软件开发背景，包括Python、C++、Java、HTML+CSS、.Net、Android等</w:t>
+      </w:r>
+      <w:r>
+        <w:rPr>
+          <w:rFonts w:hint="eastAsia"/>
+          <w:color w:val="000000" w:themeColor="text1"/>
+          <w:spacing w:val="-10"/>
+          <w:sz w:val="19"/>
+        </w:rPr>
+        <w:t>。</w:t>
       </w:r>
     </w:p>
     <w:p>
@@ -1874,180 +1678,17 @@
         <w:tabs>
           <w:tab w:val="left" w:pos="405"/>
         </w:tabs>
-        <w:spacing w:line="330" w:lineRule="exact"/>
-        <w:rPr>
-          <w:color w:val="000000" w:themeColor="text1"/>
-          <w:sz w:val="19"/>
-        </w:rPr>
-      </w:pPr>
-      <w:r>
-        <w:rPr>
-          <w:color w:val="000000" w:themeColor="text1"/>
-          <w:sz w:val="19"/>
-        </w:rPr>
-        <w:t>计算机</w:t>
-      </w:r>
-      <w:r>
-        <w:rPr>
-          <w:rFonts w:hint="eastAsia"/>
-          <w:color w:val="000000" w:themeColor="text1"/>
-          <w:sz w:val="19"/>
-        </w:rPr>
-        <w:t>编程</w:t>
-      </w:r>
-      <w:r>
-        <w:rPr>
-          <w:rFonts w:hint="eastAsia"/>
-          <w:color w:val="000000" w:themeColor="text1"/>
-          <w:sz w:val="19"/>
-        </w:rPr>
-        <w:t>能力</w:t>
-      </w:r>
-      <w:r>
-        <w:rPr>
-          <w:rFonts w:hint="eastAsia"/>
-          <w:color w:val="000000" w:themeColor="text1"/>
-          <w:sz w:val="19"/>
-        </w:rPr>
-        <w:t>:</w:t>
-      </w:r>
-      <w:r>
-        <w:rPr>
-          <w:color w:val="000000" w:themeColor="text1"/>
-          <w:sz w:val="19"/>
-        </w:rPr>
-        <w:t xml:space="preserve"> </w:t>
-      </w:r>
-      <w:r>
-        <w:rPr>
-          <w:rFonts w:hint="eastAsia"/>
-          <w:color w:val="000000" w:themeColor="text1"/>
-          <w:sz w:val="19"/>
-        </w:rPr>
-        <w:t>经常使用</w:t>
-      </w:r>
-      <w:r>
-        <w:rPr>
-          <w:rFonts w:hint="eastAsia"/>
-          <w:color w:val="000000" w:themeColor="text1"/>
-          <w:sz w:val="19"/>
-        </w:rPr>
-        <w:t>Pytho</w:t>
-      </w:r>
-      <w:r>
-        <w:rPr>
-          <w:rFonts w:hint="eastAsia"/>
-          <w:color w:val="000000" w:themeColor="text1"/>
-          <w:sz w:val="19"/>
-        </w:rPr>
-        <w:t>n。使用过</w:t>
-      </w:r>
-      <w:r>
-        <w:rPr>
-          <w:rFonts w:hint="eastAsia"/>
-          <w:color w:val="000000" w:themeColor="text1"/>
-          <w:sz w:val="19"/>
-        </w:rPr>
-        <w:t>C++，Java，HTML</w:t>
-      </w:r>
-      <w:r>
-        <w:rPr>
-          <w:color w:val="000000" w:themeColor="text1"/>
-          <w:sz w:val="19"/>
-        </w:rPr>
-        <w:t>+</w:t>
-      </w:r>
-      <w:r>
-        <w:rPr>
-          <w:rFonts w:hint="eastAsia"/>
-          <w:color w:val="000000" w:themeColor="text1"/>
-          <w:sz w:val="19"/>
-        </w:rPr>
-        <w:t>CSS</w:t>
-      </w:r>
-      <w:r>
-        <w:rPr>
-          <w:rFonts w:hint="eastAsia"/>
-          <w:color w:val="000000" w:themeColor="text1"/>
-          <w:sz w:val="19"/>
-        </w:rPr>
-        <w:t>，</w:t>
-      </w:r>
-      <w:r>
-        <w:rPr>
-          <w:color w:val="000000" w:themeColor="text1"/>
-          <w:sz w:val="19"/>
-        </w:rPr>
-        <w:t>.Net</w:t>
-      </w:r>
-      <w:r>
-        <w:rPr>
-          <w:rFonts w:hint="eastAsia"/>
-          <w:color w:val="000000" w:themeColor="text1"/>
-          <w:sz w:val="19"/>
-        </w:rPr>
-        <w:t xml:space="preserve">， </w:t>
-      </w:r>
-      <w:r>
-        <w:rPr>
-          <w:color w:val="000000" w:themeColor="text1"/>
-          <w:sz w:val="19"/>
-        </w:rPr>
-        <w:t>Android</w:t>
-      </w:r>
-      <w:r>
-        <w:rPr>
-          <w:rFonts w:hint="eastAsia"/>
-          <w:color w:val="000000" w:themeColor="text1"/>
-          <w:sz w:val="19"/>
-        </w:rPr>
-        <w:t>等编程语言</w:t>
-      </w:r>
-      <w:r>
-        <w:rPr>
-          <w:rFonts w:hint="eastAsia"/>
-          <w:color w:val="000000" w:themeColor="text1"/>
-          <w:spacing w:val="-10"/>
-          <w:sz w:val="19"/>
-        </w:rPr>
-        <w:t>。</w:t>
-      </w:r>
-    </w:p>
-    <w:p>
-      <w:pPr>
-        <w:pStyle w:val="a5"/>
-        <w:numPr>
-          <w:ilvl w:val="0"/>
-          <w:numId w:val="1"/>
-        </w:numPr>
-        <w:tabs>
-          <w:tab w:val="left" w:pos="405"/>
-        </w:tabs>
-        <w:rPr>
-          <w:sz w:val="19"/>
-        </w:rPr>
-      </w:pPr>
-      <w:r>
-        <w:rPr>
-          <w:color w:val="000000" w:themeColor="text1"/>
-          <w:sz w:val="19"/>
-        </w:rPr>
-        <w:t>爱好:</w:t>
-      </w:r>
-      <w:r>
-        <w:rPr>
-          <w:rFonts w:hint="eastAsia"/>
-          <w:color w:val="000000" w:themeColor="text1"/>
-          <w:sz w:val="19"/>
-        </w:rPr>
-        <w:t xml:space="preserve"> </w:t>
-      </w:r>
-      <w:r>
-        <w:rPr>
-          <w:color w:val="000000" w:themeColor="text1"/>
-          <w:sz w:val="19"/>
-        </w:rPr>
-        <w:t>网球、游泳、旅游等</w:t>
+        <w:rPr>
+          <w:rFonts w:hint="eastAsia"/>
+          <w:sz w:val="19"/>
+        </w:rPr>
+      </w:pPr>
+      <w:r>
+        <w:rPr>
+          <w:color w:val="000000" w:themeColor="text1"/>
+          <w:sz w:val="19"/>
+        </w:rPr>
+        <w:t>理大兼读制学生协助：网站建设和服务器管理。</w:t>
       </w:r>
       <w:r>
         <w:rPr>

--- a/assets/CVs/ChenLu_CV(Chinese).docx
+++ b/assets/CVs/ChenLu_CV(Chinese).docx
@@ -248,11 +248,10 @@
       </w:r>
       <w:r>
         <w:rPr>
-          <w:b/>
-          <w:bCs/>
-          <w:color w:val="333333"/>
-        </w:rPr>
-        <w:t>Home Page</w:t>
+          <w:rFonts w:hint="eastAsia"/>
+          <w:color w:val="333333"/>
+        </w:rPr>
+        <w:t>个人主页</w:t>
       </w:r>
       <w:r>
         <w:rPr>
@@ -262,16 +261,19 @@
       </w:r>
       <w:r>
         <w:rPr>
+          <w:rFonts w:hint="eastAsia"/>
           <w:color w:val="333333"/>
         </w:rPr>
         <w:t xml:space="preserve"> </w:t>
       </w:r>
-      <w:r>
-        <w:rPr>
-          <w:color w:val="333333"/>
-        </w:rPr>
-        <w:t>https://chenlu-china.github.io</w:t>
-      </w:r>
+      <w:hyperlink r:id="rId7" w:history="1">
+        <w:r>
+          <w:rPr>
+            <w:rStyle w:val="a6"/>
+          </w:rPr>
+          <w:t>https://chenlu-china.github.io</w:t>
+        </w:r>
+      </w:hyperlink>
     </w:p>
     <w:p>
       <w:pPr>
@@ -285,17 +287,11 @@
         <w:pStyle w:val="a3"/>
         <w:spacing w:before="10"/>
         <w:ind w:left="120" w:firstLine="0"/>
-        <w:rPr>
-          <w:rFonts w:hint="eastAsia"/>
-        </w:rPr>
       </w:pPr>
     </w:p>
     <w:p>
       <w:pPr>
         <w:pStyle w:val="1"/>
-        <w:rPr>
-          <w:rFonts w:hint="eastAsia"/>
-        </w:rPr>
       </w:pPr>
       <w:r>
         <w:rPr>
@@ -336,7 +332,7 @@
                     <pic:cNvPicPr/>
                   </pic:nvPicPr>
                   <pic:blipFill>
-                    <a:blip r:embed="rId7" cstate="print"/>
+                    <a:blip r:embed="rId8" cstate="print"/>
                     <a:stretch>
                       <a:fillRect/>
                     </a:stretch>
@@ -454,7 +450,6 @@
         </w:tabs>
         <w:ind w:left="403" w:hanging="193"/>
         <w:rPr>
-          <w:rFonts w:hint="eastAsia"/>
           <w:sz w:val="13"/>
         </w:rPr>
       </w:pPr>
@@ -508,7 +503,7 @@
                     <pic:cNvPicPr/>
                   </pic:nvPicPr>
                   <pic:blipFill>
-                    <a:blip r:embed="rId7" cstate="print"/>
+                    <a:blip r:embed="rId8" cstate="print"/>
                     <a:stretch>
                       <a:fillRect/>
                     </a:stretch>
@@ -627,7 +622,6 @@
           <w:tab w:val="left" w:pos="9545"/>
         </w:tabs>
         <w:rPr>
-          <w:rFonts w:hint="eastAsia"/>
           <w:b w:val="0"/>
           <w:bCs w:val="0"/>
           <w:color w:val="333333"/>
@@ -798,7 +792,6 @@
         </w:tabs>
         <w:spacing w:before="130"/>
         <w:rPr>
-          <w:rFonts w:hint="eastAsia"/>
           <w:b w:val="0"/>
           <w:bCs w:val="0"/>
         </w:rPr>
@@ -864,7 +857,6 @@
         <w:spacing w:before="5"/>
         <w:ind w:right="189"/>
         <w:rPr>
-          <w:rFonts w:hint="eastAsia"/>
           <w:color w:val="000000" w:themeColor="text1"/>
           <w:sz w:val="11"/>
           <w:szCs w:val="11"/>
@@ -921,7 +913,7 @@
                     <pic:cNvPicPr/>
                   </pic:nvPicPr>
                   <pic:blipFill>
-                    <a:blip r:embed="rId7" cstate="print"/>
+                    <a:blip r:embed="rId8" cstate="print"/>
                     <a:stretch>
                       <a:fillRect/>
                     </a:stretch>
@@ -1096,7 +1088,7 @@
           <w:color w:val="000000" w:themeColor="text1"/>
           <w:sz w:val="19"/>
         </w:rPr>
-        <w:t>我做了几乎所有的编码工作，包括实现了 Instance-NeRF 核心算法，运行了论文中描述的所有数量和质量结果，同时，设计、创建和采样了一个新的室内场景合成数据集 使用</w:t>
+        <w:t>我做了几乎所有的编码工作，包括实现了 Instance-NeRF 核心算法，运行了论文中描述的所有数量和质量结果，同时，设计、创建和采样了一个新的室内场景合成数据集使用</w:t>
       </w:r>
       <w:r>
         <w:rPr>
@@ -1141,8 +1133,17 @@
           <w:color w:val="000000" w:themeColor="text1"/>
           <w:sz w:val="19"/>
         </w:rPr>
-        <w:t>实验演示链接：https://chenlu-china.github.io/#experience</w:t>
-      </w:r>
+        <w:t>实验演示链接：</w:t>
+      </w:r>
+      <w:hyperlink r:id="rId9" w:history="1">
+        <w:r>
+          <w:rPr>
+            <w:rStyle w:val="a6"/>
+            <w:sz w:val="19"/>
+          </w:rPr>
+          <w:t>https://chenlu-china.github.io/#experience</w:t>
+        </w:r>
+      </w:hyperlink>
     </w:p>
     <w:p>
       <w:pPr>
@@ -1375,7 +1376,7 @@
                     <pic:cNvPicPr/>
                   </pic:nvPicPr>
                   <pic:blipFill>
-                    <a:blip r:embed="rId7" cstate="print"/>
+                    <a:blip r:embed="rId8" cstate="print"/>
                     <a:stretch>
                       <a:fillRect/>
                     </a:stretch>
@@ -1589,7 +1590,6 @@
         <w:spacing w:line="20" w:lineRule="exact"/>
         <w:ind w:left="120" w:firstLine="0"/>
         <w:rPr>
-          <w:rFonts w:hint="eastAsia"/>
           <w:sz w:val="2"/>
         </w:rPr>
       </w:pPr>
@@ -1614,7 +1614,7 @@
                     <pic:cNvPicPr/>
                   </pic:nvPicPr>
                   <pic:blipFill>
-                    <a:blip r:embed="rId7" cstate="print"/>
+                    <a:blip r:embed="rId8" cstate="print"/>
                     <a:stretch>
                       <a:fillRect/>
                     </a:stretch>
@@ -1679,16 +1679,15 @@
           <w:tab w:val="left" w:pos="405"/>
         </w:tabs>
         <w:rPr>
-          <w:rFonts w:hint="eastAsia"/>
-          <w:sz w:val="19"/>
-        </w:rPr>
-      </w:pPr>
-      <w:r>
-        <w:rPr>
-          <w:color w:val="000000" w:themeColor="text1"/>
-          <w:sz w:val="19"/>
-        </w:rPr>
-        <w:t>理大兼读制学生协助：网站建设和服务器管理。</w:t>
+          <w:sz w:val="19"/>
+        </w:rPr>
+      </w:pPr>
+      <w:r>
+        <w:rPr>
+          <w:color w:val="000000" w:themeColor="text1"/>
+          <w:sz w:val="19"/>
+        </w:rPr>
+        <w:t>理大兼读制学生协助：网站建设和服务器管理</w:t>
       </w:r>
       <w:r>
         <w:rPr>

--- a/assets/CVs/ChenLu_CV(Chinese).docx
+++ b/assets/CVs/ChenLu_CV(Chinese).docx
@@ -962,21 +962,39 @@
       </w:r>
       <w:r>
         <w:rPr>
-          <w:rFonts w:ascii="Times New Roman" w:hAnsi="Times New Roman" w:cs="Times New Roman" w:hint="eastAsia"/>
+          <w:rFonts w:ascii="Times New Roman" w:hAnsi="Times New Roman" w:cs="Times New Roman"/>
           <w:color w:val="000000" w:themeColor="text1"/>
           <w:sz w:val="21"/>
           <w:szCs w:val="21"/>
         </w:rPr>
+        <w:t xml:space="preserve"> </w:t>
+      </w:r>
+      <w:r>
+        <w:rPr>
+          <w:rFonts w:ascii="Times New Roman" w:hAnsi="Times New Roman" w:cs="Times New Roman" w:hint="eastAsia"/>
+          <w:color w:val="000000" w:themeColor="text1"/>
+          <w:sz w:val="24"/>
+          <w:szCs w:val="24"/>
+        </w:rPr>
         <w:t>ECCV</w:t>
       </w:r>
       <w:r>
         <w:rPr>
           <w:rFonts w:ascii="Times New Roman" w:hAnsi="Times New Roman" w:cs="Times New Roman" w:hint="eastAsia"/>
           <w:color w:val="000000" w:themeColor="text1"/>
-          <w:sz w:val="21"/>
-          <w:szCs w:val="21"/>
+          <w:sz w:val="24"/>
+          <w:szCs w:val="24"/>
         </w:rPr>
         <w:t>在投</w:t>
+      </w:r>
+      <w:r>
+        <w:rPr>
+          <w:rFonts w:ascii="Times New Roman" w:hAnsi="Times New Roman" w:cs="Times New Roman" w:hint="eastAsia"/>
+          <w:color w:val="000000" w:themeColor="text1"/>
+          <w:sz w:val="24"/>
+          <w:szCs w:val="24"/>
+        </w:rPr>
+        <w:t xml:space="preserve"> </w:t>
       </w:r>
       <w:r>
         <w:rPr>
@@ -1135,7 +1153,7 @@
         </w:rPr>
         <w:t>实验演示链接：</w:t>
       </w:r>
-      <w:hyperlink r:id="rId9" w:history="1">
+      <w:hyperlink r:id="rId9" w:anchor="experience" w:history="1">
         <w:r>
           <w:rPr>
             <w:rStyle w:val="a6"/>
@@ -1831,7 +1849,7 @@
       </w:rPr>
     </w:lvl>
   </w:abstractNum>
-  <w:num w:numId="1">
+  <w:num w:numId="1" w16cid:durableId="1769889433">
     <w:abstractNumId w:val="0"/>
   </w:num>
 </w:numbering>

--- a/assets/CVs/ChenLu_CV(Chinese).docx
+++ b/assets/CVs/ChenLu_CV(Chinese).docx
@@ -1,6 +1,6 @@
 
 <file path=word/document.xml><?xml version="1.0" encoding="utf-8"?>
-<w:document xmlns:wpc="http://schemas.microsoft.com/office/word/2010/wordprocessingCanvas" xmlns:cx="http://schemas.microsoft.com/office/drawing/2014/chartex" xmlns:cx1="http://schemas.microsoft.com/office/drawing/2015/9/8/chartex" xmlns:cx2="http://schemas.microsoft.com/office/drawing/2015/10/21/chartex" xmlns:cx3="http://schemas.microsoft.com/office/drawing/2016/5/9/chartex" xmlns:cx4="http://schemas.microsoft.com/office/drawing/2016/5/10/chartex" xmlns:cx5="http://schemas.microsoft.com/office/drawing/2016/5/11/chartex" xmlns:cx6="http://schemas.microsoft.com/office/drawing/2016/5/12/chartex" xmlns:cx7="http://schemas.microsoft.com/office/drawing/2016/5/13/chartex" xmlns:cx8="http://schemas.microsoft.com/office/drawing/2016/5/14/chartex" xmlns:mc="http://schemas.openxmlformats.org/markup-compatibility/2006" xmlns:aink="http://schemas.microsoft.com/office/drawing/2016/ink" xmlns:am3d="http://schemas.microsoft.com/office/drawing/2017/model3d" xmlns:o="urn:schemas-microsoft-com:office:office" xmlns:r="http://schemas.openxmlformats.org/officeDocument/2006/relationships" xmlns:m="http://schemas.openxmlformats.org/officeDocument/2006/math" xmlns:v="urn:schemas-microsoft-com:vml" xmlns:wp14="http://schemas.microsoft.com/office/word/2010/wordprocessingDrawing" xmlns:wp="http://schemas.openxmlformats.org/drawingml/2006/wordprocessingDrawing" xmlns:w10="urn:schemas-microsoft-com:office:word" xmlns:w="http://schemas.openxmlformats.org/wordprocessingml/2006/main" xmlns:w14="http://schemas.microsoft.com/office/word/2010/wordml" xmlns:w15="http://schemas.microsoft.com/office/word/2012/wordml" xmlns:w16cex="http://schemas.microsoft.com/office/word/2018/wordml/cex" xmlns:w16cid="http://schemas.microsoft.com/office/word/2016/wordml/cid" xmlns:w16="http://schemas.microsoft.com/office/word/2018/wordml" xmlns:w16sdtdh="http://schemas.microsoft.com/office/word/2020/wordml/sdtdatahash" xmlns:w16se="http://schemas.microsoft.com/office/word/2015/wordml/symex" xmlns:wpg="http://schemas.microsoft.com/office/word/2010/wordprocessingGroup" xmlns:wpi="http://schemas.microsoft.com/office/word/2010/wordprocessingInk" xmlns:wne="http://schemas.microsoft.com/office/word/2006/wordml" xmlns:wps="http://schemas.microsoft.com/office/word/2010/wordprocessingShape" mc:Ignorable="w14 w15 w16se w16cid w16 w16cex w16sdtdh wp14">
+<w:document xmlns:wpc="http://schemas.microsoft.com/office/word/2010/wordprocessingCanvas" xmlns:cx="http://schemas.microsoft.com/office/drawing/2014/chartex" xmlns:cx1="http://schemas.microsoft.com/office/drawing/2015/9/8/chartex" xmlns:cx2="http://schemas.microsoft.com/office/drawing/2015/10/21/chartex" xmlns:cx3="http://schemas.microsoft.com/office/drawing/2016/5/9/chartex" xmlns:cx4="http://schemas.microsoft.com/office/drawing/2016/5/10/chartex" xmlns:cx5="http://schemas.microsoft.com/office/drawing/2016/5/11/chartex" xmlns:cx6="http://schemas.microsoft.com/office/drawing/2016/5/12/chartex" xmlns:cx7="http://schemas.microsoft.com/office/drawing/2016/5/13/chartex" xmlns:cx8="http://schemas.microsoft.com/office/drawing/2016/5/14/chartex" xmlns:mc="http://schemas.openxmlformats.org/markup-compatibility/2006" xmlns:aink="http://schemas.microsoft.com/office/drawing/2016/ink" xmlns:am3d="http://schemas.microsoft.com/office/drawing/2017/model3d" xmlns:o="urn:schemas-microsoft-com:office:office" xmlns:oel="http://schemas.microsoft.com/office/2019/extlst" xmlns:r="http://schemas.openxmlformats.org/officeDocument/2006/relationships" xmlns:m="http://schemas.openxmlformats.org/officeDocument/2006/math" xmlns:v="urn:schemas-microsoft-com:vml" xmlns:wp14="http://schemas.microsoft.com/office/word/2010/wordprocessingDrawing" xmlns:wp="http://schemas.openxmlformats.org/drawingml/2006/wordprocessingDrawing" xmlns:w10="urn:schemas-microsoft-com:office:word" xmlns:w="http://schemas.openxmlformats.org/wordprocessingml/2006/main" xmlns:w14="http://schemas.microsoft.com/office/word/2010/wordml" xmlns:w15="http://schemas.microsoft.com/office/word/2012/wordml" xmlns:w16cex="http://schemas.microsoft.com/office/word/2018/wordml/cex" xmlns:w16cid="http://schemas.microsoft.com/office/word/2016/wordml/cid" xmlns:w16="http://schemas.microsoft.com/office/word/2018/wordml" xmlns:w16sdtdh="http://schemas.microsoft.com/office/word/2020/wordml/sdtdatahash" xmlns:w16se="http://schemas.microsoft.com/office/word/2015/wordml/symex" xmlns:wpg="http://schemas.microsoft.com/office/word/2010/wordprocessingGroup" xmlns:wpi="http://schemas.microsoft.com/office/word/2010/wordprocessingInk" xmlns:wne="http://schemas.microsoft.com/office/word/2006/wordml" xmlns:wps="http://schemas.microsoft.com/office/word/2010/wordprocessingShape" mc:Ignorable="w14 w15 w16se w16cid w16 w16cex w16sdtdh wp14">
   <w:body>
     <w:p>
       <w:pPr>
@@ -603,15 +603,28 @@
           <w:color w:val="333333"/>
           <w:w w:val="95"/>
         </w:rPr>
-        <w:t>2021-</w:t>
-      </w:r>
-      <w:r>
-        <w:rPr>
-          <w:color w:val="333333"/>
-          <w:spacing w:val="-5"/>
+        <w:t>202</w:t>
+      </w:r>
+      <w:r>
+        <w:rPr>
+          <w:color w:val="333333"/>
           <w:w w:val="95"/>
         </w:rPr>
-        <w:t>12</w:t>
+        <w:t>2</w:t>
+      </w:r>
+      <w:r>
+        <w:rPr>
+          <w:color w:val="333333"/>
+          <w:w w:val="95"/>
+        </w:rPr>
+        <w:t>-</w:t>
+      </w:r>
+      <w:r>
+        <w:rPr>
+          <w:color w:val="333333"/>
+          <w:w w:val="95"/>
+        </w:rPr>
+        <w:t>3</w:t>
       </w:r>
     </w:p>
     <w:p>
@@ -1727,7 +1740,7 @@
 </file>
 
 <file path=word/numbering.xml><?xml version="1.0" encoding="utf-8"?>
-<w:numbering xmlns:wpc="http://schemas.microsoft.com/office/word/2010/wordprocessingCanvas" xmlns:cx="http://schemas.microsoft.com/office/drawing/2014/chartex" xmlns:cx1="http://schemas.microsoft.com/office/drawing/2015/9/8/chartex" xmlns:cx2="http://schemas.microsoft.com/office/drawing/2015/10/21/chartex" xmlns:cx3="http://schemas.microsoft.com/office/drawing/2016/5/9/chartex" xmlns:cx4="http://schemas.microsoft.com/office/drawing/2016/5/10/chartex" xmlns:cx5="http://schemas.microsoft.com/office/drawing/2016/5/11/chartex" xmlns:cx6="http://schemas.microsoft.com/office/drawing/2016/5/12/chartex" xmlns:cx7="http://schemas.microsoft.com/office/drawing/2016/5/13/chartex" xmlns:cx8="http://schemas.microsoft.com/office/drawing/2016/5/14/chartex" xmlns:mc="http://schemas.openxmlformats.org/markup-compatibility/2006" xmlns:aink="http://schemas.microsoft.com/office/drawing/2016/ink" xmlns:am3d="http://schemas.microsoft.com/office/drawing/2017/model3d" xmlns:o="urn:schemas-microsoft-com:office:office" xmlns:r="http://schemas.openxmlformats.org/officeDocument/2006/relationships" xmlns:m="http://schemas.openxmlformats.org/officeDocument/2006/math" xmlns:v="urn:schemas-microsoft-com:vml" xmlns:wp14="http://schemas.microsoft.com/office/word/2010/wordprocessingDrawing" xmlns:wp="http://schemas.openxmlformats.org/drawingml/2006/wordprocessingDrawing" xmlns:w10="urn:schemas-microsoft-com:office:word" xmlns:w="http://schemas.openxmlformats.org/wordprocessingml/2006/main" xmlns:w14="http://schemas.microsoft.com/office/word/2010/wordml" xmlns:w15="http://schemas.microsoft.com/office/word/2012/wordml" xmlns:w16cex="http://schemas.microsoft.com/office/word/2018/wordml/cex" xmlns:w16cid="http://schemas.microsoft.com/office/word/2016/wordml/cid" xmlns:w16="http://schemas.microsoft.com/office/word/2018/wordml" xmlns:w16sdtdh="http://schemas.microsoft.com/office/word/2020/wordml/sdtdatahash" xmlns:w16se="http://schemas.microsoft.com/office/word/2015/wordml/symex" xmlns:wpg="http://schemas.microsoft.com/office/word/2010/wordprocessingGroup" xmlns:wpi="http://schemas.microsoft.com/office/word/2010/wordprocessingInk" xmlns:wne="http://schemas.microsoft.com/office/word/2006/wordml" xmlns:wps="http://schemas.microsoft.com/office/word/2010/wordprocessingShape" mc:Ignorable="w14 w15 w16se w16cid w16 w16cex w16sdtdh wp14">
+<w:numbering xmlns:wpc="http://schemas.microsoft.com/office/word/2010/wordprocessingCanvas" xmlns:cx="http://schemas.microsoft.com/office/drawing/2014/chartex" xmlns:cx1="http://schemas.microsoft.com/office/drawing/2015/9/8/chartex" xmlns:cx2="http://schemas.microsoft.com/office/drawing/2015/10/21/chartex" xmlns:cx3="http://schemas.microsoft.com/office/drawing/2016/5/9/chartex" xmlns:cx4="http://schemas.microsoft.com/office/drawing/2016/5/10/chartex" xmlns:cx5="http://schemas.microsoft.com/office/drawing/2016/5/11/chartex" xmlns:cx6="http://schemas.microsoft.com/office/drawing/2016/5/12/chartex" xmlns:cx7="http://schemas.microsoft.com/office/drawing/2016/5/13/chartex" xmlns:cx8="http://schemas.microsoft.com/office/drawing/2016/5/14/chartex" xmlns:mc="http://schemas.openxmlformats.org/markup-compatibility/2006" xmlns:aink="http://schemas.microsoft.com/office/drawing/2016/ink" xmlns:am3d="http://schemas.microsoft.com/office/drawing/2017/model3d" xmlns:o="urn:schemas-microsoft-com:office:office" xmlns:oel="http://schemas.microsoft.com/office/2019/extlst" xmlns:r="http://schemas.openxmlformats.org/officeDocument/2006/relationships" xmlns:m="http://schemas.openxmlformats.org/officeDocument/2006/math" xmlns:v="urn:schemas-microsoft-com:vml" xmlns:wp14="http://schemas.microsoft.com/office/word/2010/wordprocessingDrawing" xmlns:wp="http://schemas.openxmlformats.org/drawingml/2006/wordprocessingDrawing" xmlns:w10="urn:schemas-microsoft-com:office:word" xmlns:w="http://schemas.openxmlformats.org/wordprocessingml/2006/main" xmlns:w14="http://schemas.microsoft.com/office/word/2010/wordml" xmlns:w15="http://schemas.microsoft.com/office/word/2012/wordml" xmlns:w16cex="http://schemas.microsoft.com/office/word/2018/wordml/cex" xmlns:w16cid="http://schemas.microsoft.com/office/word/2016/wordml/cid" xmlns:w16="http://schemas.microsoft.com/office/word/2018/wordml" xmlns:w16sdtdh="http://schemas.microsoft.com/office/word/2020/wordml/sdtdatahash" xmlns:w16se="http://schemas.microsoft.com/office/word/2015/wordml/symex" xmlns:wpg="http://schemas.microsoft.com/office/word/2010/wordprocessingGroup" xmlns:wpi="http://schemas.microsoft.com/office/word/2010/wordprocessingInk" xmlns:wne="http://schemas.microsoft.com/office/word/2006/wordml" xmlns:wps="http://schemas.microsoft.com/office/word/2010/wordprocessingShape" mc:Ignorable="w14 w15 w16se w16cid w16 w16cex w16sdtdh wp14">
   <w:abstractNum w:abstractNumId="0" w15:restartNumberingAfterBreak="0">
     <w:nsid w:val="318C758B"/>
     <w:multiLevelType w:val="hybridMultilevel"/>
